--- a/Geschichte_8/Generalstaende_Stunde1/Text_Wie_kam_es_zu_den_Generalstaenden.docx
+++ b/Geschichte_8/Generalstaende_Stunde1/Text_Wie_kam_es_zu_den_Generalstaenden.docx
@@ -37,6 +37,7 @@
     <w:p>
       <w:pPr>
         <w:spacing w:after="140" w:before="0" w:line="340"/>
+        <w:jc w:val="both"/>
       </w:pPr>
       <w:r>
         <w:rPr>
@@ -51,6 +52,7 @@
     <w:p>
       <w:pPr>
         <w:spacing w:after="140" w:before="0" w:line="340"/>
+        <w:jc w:val="both"/>
       </w:pPr>
       <w:r>
         <w:rPr>
@@ -65,6 +67,7 @@
     <w:p>
       <w:pPr>
         <w:spacing w:after="140" w:before="0" w:line="340"/>
+        <w:jc w:val="both"/>
       </w:pPr>
       <w:r>
         <w:rPr>
@@ -338,7 +341,7 @@
                 <w:sz w:val="22"/>
                 <w:szCs w:val="22"/>
               </w:rPr>
-              <w:t xml:space="preserve">2  Schreibe zu jeder Jahreszahl ein Stichwort an den Rand.</w:t>
+              <w:t xml:space="preserve">2  Trage die Daten im Zeitstrahl auf der Rückseite ein.</w:t>
             </w:r>
           </w:p>
           <w:p>
@@ -353,6 +356,819 @@
                 <w:szCs w:val="22"/>
               </w:rPr>
               <w:t xml:space="preserve">3  Überlege: Warum ruft der König die Generalstände ein, obwohl er sie 175 Jahre nicht gebraucht hat?</w:t>
+            </w:r>
+          </w:p>
+        </w:tc>
+      </w:tr>
+    </w:tbl>
+    <w:p>
+      <w:r>
+        <w:br w:type="page"/>
+      </w:r>
+    </w:p>
+    <w:p>
+      <w:pPr>
+        <w:spacing w:after="20" w:before="0"/>
+      </w:pPr>
+      <w:r>
+        <w:rPr>
+          <w:rFonts w:ascii="Calibri" w:cs="Calibri" w:eastAsia="Calibri" w:hAnsi="Calibri"/>
+          <w:b/>
+          <w:bCs/>
+          <w:color w:val="5B6B8C"/>
+          <w:sz w:val="18"/>
+          <w:szCs w:val="18"/>
+        </w:rPr>
+        <w:t xml:space="preserve">GESCHICHTE · KLASSE 8 · FRANZÖSISCHE REVOLUTION</w:t>
+      </w:r>
+    </w:p>
+    <w:p>
+      <w:pPr>
+        <w:spacing w:after="80" w:before="0"/>
+      </w:pPr>
+      <w:r>
+        <w:rPr>
+          <w:rFonts w:ascii="Cambria" w:cs="Cambria" w:eastAsia="Cambria" w:hAnsi="Cambria"/>
+          <w:b/>
+          <w:bCs/>
+          <w:color w:val="1E2761"/>
+          <w:sz w:val="36"/>
+          <w:szCs w:val="36"/>
+        </w:rPr>
+        <w:t xml:space="preserve">Zeitstrahl: Der Weg zu den Generalständen</w:t>
+      </w:r>
+    </w:p>
+    <w:p>
+      <w:pPr>
+        <w:spacing w:after="160" w:before="0"/>
+      </w:pPr>
+      <w:r>
+        <w:rPr>
+          <w:rFonts w:ascii="Calibri" w:cs="Calibri" w:eastAsia="Calibri" w:hAnsi="Calibri"/>
+          <w:i/>
+          <w:iCs/>
+          <w:color w:val="5B6B8C"/>
+          <w:sz w:val="22"/>
+          <w:szCs w:val="22"/>
+        </w:rPr>
+        <w:t xml:space="preserve">Trage die Daten aus dem Text in die linke Spalte ein. Die Ereignisse stehen schon da.</w:t>
+      </w:r>
+    </w:p>
+    <w:tbl>
+      <w:tblPr>
+        <w:tblW w:type="dxa" w:w="10206"/>
+        <w:tblBorders>
+          <w:top w:val="single" w:color="auto" w:sz="4"/>
+          <w:left w:val="single" w:color="auto" w:sz="4"/>
+          <w:bottom w:val="single" w:color="auto" w:sz="4"/>
+          <w:right w:val="single" w:color="auto" w:sz="4"/>
+          <w:insideH w:val="single" w:color="auto" w:sz="4"/>
+          <w:insideV w:val="single" w:color="auto" w:sz="4"/>
+        </w:tblBorders>
+      </w:tblPr>
+      <w:tblGrid>
+        <w:gridCol w:w="2500"/>
+        <w:gridCol w:w="600"/>
+        <w:gridCol w:w="7106"/>
+      </w:tblGrid>
+      <w:tr>
+        <w:trPr>
+          <w:cantSplit/>
+          <w:trHeight w:val="1250" w:hRule="atLeast"/>
+        </w:trPr>
+        <w:tc>
+          <w:tcPr>
+            <w:tcW w:type="dxa" w:w="2500"/>
+            <w:tcBorders>
+              <w:top w:val="none" w:color="FFFFFF" w:sz="0"/>
+              <w:left w:val="none" w:color="FFFFFF" w:sz="0"/>
+              <w:bottom w:val="single" w:color="8A96B5" w:sz="8"/>
+              <w:right w:val="none" w:color="FFFFFF" w:sz="0"/>
+            </w:tcBorders>
+            <w:tcMar>
+              <w:top w:type="dxa" w:w="60"/>
+              <w:left w:type="dxa" w:w="80"/>
+              <w:bottom w:type="dxa" w:w="260"/>
+              <w:right w:type="dxa" w:w="160"/>
+            </w:tcMar>
+            <w:vAlign w:val="center"/>
+          </w:tcPr>
+          <w:p>
+            <w:pPr>
+              <w:spacing w:after="0" w:before="0"/>
+            </w:pPr>
+            <w:r>
+              <w:rPr>
+                <w:rFonts w:ascii="Calibri" w:cs="Calibri" w:eastAsia="Calibri" w:hAnsi="Calibri"/>
+                <w:color w:val="000000"/>
+                <w:sz w:val="26"/>
+                <w:szCs w:val="26"/>
+              </w:rPr>
+              <w:t xml:space="preserve"/>
+            </w:r>
+          </w:p>
+        </w:tc>
+        <w:tc>
+          <w:tcPr>
+            <w:tcW w:type="dxa" w:w="600"/>
+            <w:tcBorders>
+              <w:top w:val="none" w:color="FFFFFF" w:sz="0"/>
+              <w:left w:val="none" w:color="FFFFFF" w:sz="0"/>
+              <w:bottom w:val="none" w:color="FFFFFF" w:sz="0"/>
+              <w:right w:val="none" w:color="FFFFFF" w:sz="0"/>
+            </w:tcBorders>
+            <w:tcMar>
+              <w:top w:type="dxa" w:w="0"/>
+              <w:left w:type="dxa" w:w="0"/>
+              <w:bottom w:type="dxa" w:w="0"/>
+              <w:right w:type="dxa" w:w="0"/>
+            </w:tcMar>
+            <w:vAlign w:val="center"/>
+          </w:tcPr>
+          <w:p>
+            <w:pPr>
+              <w:spacing w:after="0" w:before="0"/>
+              <w:jc w:val="center"/>
+            </w:pPr>
+            <w:r>
+              <w:rPr>
+                <w:rFonts w:ascii="Calibri" w:cs="Calibri" w:eastAsia="Calibri" w:hAnsi="Calibri"/>
+                <w:b/>
+                <w:bCs/>
+                <w:color w:val="1E2761"/>
+                <w:sz w:val="28"/>
+                <w:szCs w:val="28"/>
+              </w:rPr>
+              <w:t xml:space="preserve">▼</w:t>
+            </w:r>
+          </w:p>
+        </w:tc>
+        <w:tc>
+          <w:tcPr>
+            <w:tcW w:type="dxa" w:w="7106"/>
+            <w:tcBorders>
+              <w:top w:val="single" w:color="B9C6E8" w:sz="6"/>
+              <w:left w:val="single" w:color="B9C6E8" w:sz="6"/>
+              <w:bottom w:val="single" w:color="B9C6E8" w:sz="6"/>
+              <w:right w:val="single" w:color="B9C6E8" w:sz="6"/>
+            </w:tcBorders>
+            <w:shd w:fill="EAF0FA" w:color="auto" w:val="clear"/>
+            <w:tcMar>
+              <w:top w:type="dxa" w:w="80"/>
+              <w:left w:type="dxa" w:w="160"/>
+              <w:bottom w:type="dxa" w:w="80"/>
+              <w:right w:type="dxa" w:w="160"/>
+            </w:tcMar>
+            <w:vAlign w:val="center"/>
+          </w:tcPr>
+          <w:p>
+            <w:pPr>
+              <w:spacing w:after="0" w:before="0"/>
+            </w:pPr>
+            <w:r>
+              <w:rPr>
+                <w:rFonts w:ascii="Calibri" w:cs="Calibri" w:eastAsia="Calibri" w:hAnsi="Calibri"/>
+                <w:color w:val="000000"/>
+                <w:sz w:val="24"/>
+                <w:szCs w:val="24"/>
+              </w:rPr>
+              <w:t xml:space="preserve">Die Generalstände tagen zum letzten Mal. Danach regieren die Könige 175 Jahre ohne sie.</w:t>
+            </w:r>
+          </w:p>
+        </w:tc>
+      </w:tr>
+      <w:tr>
+        <w:trPr>
+          <w:cantSplit/>
+          <w:trHeight w:val="1250" w:hRule="atLeast"/>
+        </w:trPr>
+        <w:tc>
+          <w:tcPr>
+            <w:tcW w:type="dxa" w:w="2500"/>
+            <w:tcBorders>
+              <w:top w:val="none" w:color="FFFFFF" w:sz="0"/>
+              <w:left w:val="none" w:color="FFFFFF" w:sz="0"/>
+              <w:bottom w:val="single" w:color="8A96B5" w:sz="8"/>
+              <w:right w:val="none" w:color="FFFFFF" w:sz="0"/>
+            </w:tcBorders>
+            <w:tcMar>
+              <w:top w:type="dxa" w:w="60"/>
+              <w:left w:type="dxa" w:w="80"/>
+              <w:bottom w:type="dxa" w:w="260"/>
+              <w:right w:type="dxa" w:w="160"/>
+            </w:tcMar>
+            <w:vAlign w:val="center"/>
+          </w:tcPr>
+          <w:p>
+            <w:pPr>
+              <w:spacing w:after="0" w:before="0"/>
+            </w:pPr>
+            <w:r>
+              <w:rPr>
+                <w:rFonts w:ascii="Calibri" w:cs="Calibri" w:eastAsia="Calibri" w:hAnsi="Calibri"/>
+                <w:color w:val="000000"/>
+                <w:sz w:val="26"/>
+                <w:szCs w:val="26"/>
+              </w:rPr>
+              <w:t xml:space="preserve"/>
+            </w:r>
+          </w:p>
+        </w:tc>
+        <w:tc>
+          <w:tcPr>
+            <w:tcW w:type="dxa" w:w="600"/>
+            <w:tcBorders>
+              <w:top w:val="none" w:color="FFFFFF" w:sz="0"/>
+              <w:left w:val="none" w:color="FFFFFF" w:sz="0"/>
+              <w:bottom w:val="none" w:color="FFFFFF" w:sz="0"/>
+              <w:right w:val="none" w:color="FFFFFF" w:sz="0"/>
+            </w:tcBorders>
+            <w:tcMar>
+              <w:top w:type="dxa" w:w="0"/>
+              <w:left w:type="dxa" w:w="0"/>
+              <w:bottom w:type="dxa" w:w="0"/>
+              <w:right w:type="dxa" w:w="0"/>
+            </w:tcMar>
+            <w:vAlign w:val="center"/>
+          </w:tcPr>
+          <w:p>
+            <w:pPr>
+              <w:spacing w:after="0" w:before="0"/>
+              <w:jc w:val="center"/>
+            </w:pPr>
+            <w:r>
+              <w:rPr>
+                <w:rFonts w:ascii="Calibri" w:cs="Calibri" w:eastAsia="Calibri" w:hAnsi="Calibri"/>
+                <w:b/>
+                <w:bCs/>
+                <w:color w:val="1E2761"/>
+                <w:sz w:val="28"/>
+                <w:szCs w:val="28"/>
+              </w:rPr>
+              <w:t xml:space="preserve">│</w:t>
+            </w:r>
+          </w:p>
+        </w:tc>
+        <w:tc>
+          <w:tcPr>
+            <w:tcW w:type="dxa" w:w="7106"/>
+            <w:tcBorders>
+              <w:top w:val="single" w:color="B9C6E8" w:sz="6"/>
+              <w:left w:val="single" w:color="B9C6E8" w:sz="6"/>
+              <w:bottom w:val="single" w:color="B9C6E8" w:sz="6"/>
+              <w:right w:val="single" w:color="B9C6E8" w:sz="6"/>
+            </w:tcBorders>
+            <w:shd w:fill="F4F7FD" w:color="auto" w:val="clear"/>
+            <w:tcMar>
+              <w:top w:type="dxa" w:w="80"/>
+              <w:left w:type="dxa" w:w="160"/>
+              <w:bottom w:type="dxa" w:w="80"/>
+              <w:right w:type="dxa" w:w="160"/>
+            </w:tcMar>
+            <w:vAlign w:val="center"/>
+          </w:tcPr>
+          <w:p>
+            <w:pPr>
+              <w:spacing w:after="0" w:before="0"/>
+            </w:pPr>
+            <w:r>
+              <w:rPr>
+                <w:rFonts w:ascii="Calibri" w:cs="Calibri" w:eastAsia="Calibri" w:hAnsi="Calibri"/>
+                <w:color w:val="000000"/>
+                <w:sz w:val="24"/>
+                <w:szCs w:val="24"/>
+              </w:rPr>
+              <w:t xml:space="preserve">Der Krieg in Amerika kostet viel Geld. Frankreich macht hohe Schulden.</w:t>
+            </w:r>
+          </w:p>
+        </w:tc>
+      </w:tr>
+      <w:tr>
+        <w:trPr>
+          <w:cantSplit/>
+          <w:trHeight w:val="1250" w:hRule="atLeast"/>
+        </w:trPr>
+        <w:tc>
+          <w:tcPr>
+            <w:tcW w:type="dxa" w:w="2500"/>
+            <w:tcBorders>
+              <w:top w:val="none" w:color="FFFFFF" w:sz="0"/>
+              <w:left w:val="none" w:color="FFFFFF" w:sz="0"/>
+              <w:bottom w:val="single" w:color="8A96B5" w:sz="8"/>
+              <w:right w:val="none" w:color="FFFFFF" w:sz="0"/>
+            </w:tcBorders>
+            <w:tcMar>
+              <w:top w:type="dxa" w:w="60"/>
+              <w:left w:type="dxa" w:w="80"/>
+              <w:bottom w:type="dxa" w:w="260"/>
+              <w:right w:type="dxa" w:w="160"/>
+            </w:tcMar>
+            <w:vAlign w:val="center"/>
+          </w:tcPr>
+          <w:p>
+            <w:pPr>
+              <w:spacing w:after="0" w:before="0"/>
+            </w:pPr>
+            <w:r>
+              <w:rPr>
+                <w:rFonts w:ascii="Calibri" w:cs="Calibri" w:eastAsia="Calibri" w:hAnsi="Calibri"/>
+                <w:color w:val="000000"/>
+                <w:sz w:val="26"/>
+                <w:szCs w:val="26"/>
+              </w:rPr>
+              <w:t xml:space="preserve"/>
+            </w:r>
+          </w:p>
+        </w:tc>
+        <w:tc>
+          <w:tcPr>
+            <w:tcW w:type="dxa" w:w="600"/>
+            <w:tcBorders>
+              <w:top w:val="none" w:color="FFFFFF" w:sz="0"/>
+              <w:left w:val="none" w:color="FFFFFF" w:sz="0"/>
+              <w:bottom w:val="none" w:color="FFFFFF" w:sz="0"/>
+              <w:right w:val="none" w:color="FFFFFF" w:sz="0"/>
+            </w:tcBorders>
+            <w:tcMar>
+              <w:top w:type="dxa" w:w="0"/>
+              <w:left w:type="dxa" w:w="0"/>
+              <w:bottom w:type="dxa" w:w="0"/>
+              <w:right w:type="dxa" w:w="0"/>
+            </w:tcMar>
+            <w:vAlign w:val="center"/>
+          </w:tcPr>
+          <w:p>
+            <w:pPr>
+              <w:spacing w:after="0" w:before="0"/>
+              <w:jc w:val="center"/>
+            </w:pPr>
+            <w:r>
+              <w:rPr>
+                <w:rFonts w:ascii="Calibri" w:cs="Calibri" w:eastAsia="Calibri" w:hAnsi="Calibri"/>
+                <w:b/>
+                <w:bCs/>
+                <w:color w:val="1E2761"/>
+                <w:sz w:val="28"/>
+                <w:szCs w:val="28"/>
+              </w:rPr>
+              <w:t xml:space="preserve">│</w:t>
+            </w:r>
+          </w:p>
+        </w:tc>
+        <w:tc>
+          <w:tcPr>
+            <w:tcW w:type="dxa" w:w="7106"/>
+            <w:tcBorders>
+              <w:top w:val="single" w:color="B9C6E8" w:sz="6"/>
+              <w:left w:val="single" w:color="B9C6E8" w:sz="6"/>
+              <w:bottom w:val="single" w:color="B9C6E8" w:sz="6"/>
+              <w:right w:val="single" w:color="B9C6E8" w:sz="6"/>
+            </w:tcBorders>
+            <w:shd w:fill="EAF0FA" w:color="auto" w:val="clear"/>
+            <w:tcMar>
+              <w:top w:type="dxa" w:w="80"/>
+              <w:left w:type="dxa" w:w="160"/>
+              <w:bottom w:type="dxa" w:w="80"/>
+              <w:right w:type="dxa" w:w="160"/>
+            </w:tcMar>
+            <w:vAlign w:val="center"/>
+          </w:tcPr>
+          <w:p>
+            <w:pPr>
+              <w:spacing w:after="0" w:before="0"/>
+            </w:pPr>
+            <w:r>
+              <w:rPr>
+                <w:rFonts w:ascii="Calibri" w:cs="Calibri" w:eastAsia="Calibri" w:hAnsi="Calibri"/>
+                <w:color w:val="000000"/>
+                <w:sz w:val="24"/>
+                <w:szCs w:val="24"/>
+              </w:rPr>
+              <w:t xml:space="preserve">Der Plan, dass auch Adel und Klerus Steuern zahlen, scheitert.</w:t>
+            </w:r>
+          </w:p>
+        </w:tc>
+      </w:tr>
+      <w:tr>
+        <w:trPr>
+          <w:cantSplit/>
+          <w:trHeight w:val="1250" w:hRule="atLeast"/>
+        </w:trPr>
+        <w:tc>
+          <w:tcPr>
+            <w:tcW w:type="dxa" w:w="2500"/>
+            <w:tcBorders>
+              <w:top w:val="none" w:color="FFFFFF" w:sz="0"/>
+              <w:left w:val="none" w:color="FFFFFF" w:sz="0"/>
+              <w:bottom w:val="single" w:color="8A96B5" w:sz="8"/>
+              <w:right w:val="none" w:color="FFFFFF" w:sz="0"/>
+            </w:tcBorders>
+            <w:tcMar>
+              <w:top w:type="dxa" w:w="60"/>
+              <w:left w:type="dxa" w:w="80"/>
+              <w:bottom w:type="dxa" w:w="260"/>
+              <w:right w:type="dxa" w:w="160"/>
+            </w:tcMar>
+            <w:vAlign w:val="center"/>
+          </w:tcPr>
+          <w:p>
+            <w:pPr>
+              <w:spacing w:after="0" w:before="0"/>
+            </w:pPr>
+            <w:r>
+              <w:rPr>
+                <w:rFonts w:ascii="Calibri" w:cs="Calibri" w:eastAsia="Calibri" w:hAnsi="Calibri"/>
+                <w:color w:val="000000"/>
+                <w:sz w:val="26"/>
+                <w:szCs w:val="26"/>
+              </w:rPr>
+              <w:t xml:space="preserve"/>
+            </w:r>
+          </w:p>
+        </w:tc>
+        <w:tc>
+          <w:tcPr>
+            <w:tcW w:type="dxa" w:w="600"/>
+            <w:tcBorders>
+              <w:top w:val="none" w:color="FFFFFF" w:sz="0"/>
+              <w:left w:val="none" w:color="FFFFFF" w:sz="0"/>
+              <w:bottom w:val="none" w:color="FFFFFF" w:sz="0"/>
+              <w:right w:val="none" w:color="FFFFFF" w:sz="0"/>
+            </w:tcBorders>
+            <w:tcMar>
+              <w:top w:type="dxa" w:w="0"/>
+              <w:left w:type="dxa" w:w="0"/>
+              <w:bottom w:type="dxa" w:w="0"/>
+              <w:right w:type="dxa" w:w="0"/>
+            </w:tcMar>
+            <w:vAlign w:val="center"/>
+          </w:tcPr>
+          <w:p>
+            <w:pPr>
+              <w:spacing w:after="0" w:before="0"/>
+              <w:jc w:val="center"/>
+            </w:pPr>
+            <w:r>
+              <w:rPr>
+                <w:rFonts w:ascii="Calibri" w:cs="Calibri" w:eastAsia="Calibri" w:hAnsi="Calibri"/>
+                <w:b/>
+                <w:bCs/>
+                <w:color w:val="1E2761"/>
+                <w:sz w:val="28"/>
+                <w:szCs w:val="28"/>
+              </w:rPr>
+              <w:t xml:space="preserve">│</w:t>
+            </w:r>
+          </w:p>
+        </w:tc>
+        <w:tc>
+          <w:tcPr>
+            <w:tcW w:type="dxa" w:w="7106"/>
+            <w:tcBorders>
+              <w:top w:val="single" w:color="B9C6E8" w:sz="6"/>
+              <w:left w:val="single" w:color="B9C6E8" w:sz="6"/>
+              <w:bottom w:val="single" w:color="B9C6E8" w:sz="6"/>
+              <w:right w:val="single" w:color="B9C6E8" w:sz="6"/>
+            </w:tcBorders>
+            <w:shd w:fill="F4F7FD" w:color="auto" w:val="clear"/>
+            <w:tcMar>
+              <w:top w:type="dxa" w:w="80"/>
+              <w:left w:type="dxa" w:w="160"/>
+              <w:bottom w:type="dxa" w:w="80"/>
+              <w:right w:type="dxa" w:w="160"/>
+            </w:tcMar>
+            <w:vAlign w:val="center"/>
+          </w:tcPr>
+          <w:p>
+            <w:pPr>
+              <w:spacing w:after="0" w:before="0"/>
+            </w:pPr>
+            <w:r>
+              <w:rPr>
+                <w:rFonts w:ascii="Calibri" w:cs="Calibri" w:eastAsia="Calibri" w:hAnsi="Calibri"/>
+                <w:color w:val="000000"/>
+                <w:sz w:val="24"/>
+                <w:szCs w:val="24"/>
+              </w:rPr>
+              <w:t xml:space="preserve">Missernte, das Brot wird teurer, der Staatsbankrott droht.</w:t>
+            </w:r>
+          </w:p>
+        </w:tc>
+      </w:tr>
+      <w:tr>
+        <w:trPr>
+          <w:cantSplit/>
+          <w:trHeight w:val="1250" w:hRule="atLeast"/>
+        </w:trPr>
+        <w:tc>
+          <w:tcPr>
+            <w:tcW w:type="dxa" w:w="2500"/>
+            <w:tcBorders>
+              <w:top w:val="none" w:color="FFFFFF" w:sz="0"/>
+              <w:left w:val="none" w:color="FFFFFF" w:sz="0"/>
+              <w:bottom w:val="single" w:color="8A96B5" w:sz="8"/>
+              <w:right w:val="none" w:color="FFFFFF" w:sz="0"/>
+            </w:tcBorders>
+            <w:tcMar>
+              <w:top w:type="dxa" w:w="60"/>
+              <w:left w:type="dxa" w:w="80"/>
+              <w:bottom w:type="dxa" w:w="260"/>
+              <w:right w:type="dxa" w:w="160"/>
+            </w:tcMar>
+            <w:vAlign w:val="center"/>
+          </w:tcPr>
+          <w:p>
+            <w:pPr>
+              <w:spacing w:after="0" w:before="0"/>
+            </w:pPr>
+            <w:r>
+              <w:rPr>
+                <w:rFonts w:ascii="Calibri" w:cs="Calibri" w:eastAsia="Calibri" w:hAnsi="Calibri"/>
+                <w:color w:val="000000"/>
+                <w:sz w:val="26"/>
+                <w:szCs w:val="26"/>
+              </w:rPr>
+              <w:t xml:space="preserve"/>
+            </w:r>
+          </w:p>
+        </w:tc>
+        <w:tc>
+          <w:tcPr>
+            <w:tcW w:type="dxa" w:w="600"/>
+            <w:tcBorders>
+              <w:top w:val="none" w:color="FFFFFF" w:sz="0"/>
+              <w:left w:val="none" w:color="FFFFFF" w:sz="0"/>
+              <w:bottom w:val="none" w:color="FFFFFF" w:sz="0"/>
+              <w:right w:val="none" w:color="FFFFFF" w:sz="0"/>
+            </w:tcBorders>
+            <w:tcMar>
+              <w:top w:type="dxa" w:w="0"/>
+              <w:left w:type="dxa" w:w="0"/>
+              <w:bottom w:type="dxa" w:w="0"/>
+              <w:right w:type="dxa" w:w="0"/>
+            </w:tcMar>
+            <w:vAlign w:val="center"/>
+          </w:tcPr>
+          <w:p>
+            <w:pPr>
+              <w:spacing w:after="0" w:before="0"/>
+              <w:jc w:val="center"/>
+            </w:pPr>
+            <w:r>
+              <w:rPr>
+                <w:rFonts w:ascii="Calibri" w:cs="Calibri" w:eastAsia="Calibri" w:hAnsi="Calibri"/>
+                <w:b/>
+                <w:bCs/>
+                <w:color w:val="1E2761"/>
+                <w:sz w:val="28"/>
+                <w:szCs w:val="28"/>
+              </w:rPr>
+              <w:t xml:space="preserve">│</w:t>
+            </w:r>
+          </w:p>
+        </w:tc>
+        <w:tc>
+          <w:tcPr>
+            <w:tcW w:type="dxa" w:w="7106"/>
+            <w:tcBorders>
+              <w:top w:val="single" w:color="B9C6E8" w:sz="6"/>
+              <w:left w:val="single" w:color="B9C6E8" w:sz="6"/>
+              <w:bottom w:val="single" w:color="B9C6E8" w:sz="6"/>
+              <w:right w:val="single" w:color="B9C6E8" w:sz="6"/>
+            </w:tcBorders>
+            <w:shd w:fill="EAF0FA" w:color="auto" w:val="clear"/>
+            <w:tcMar>
+              <w:top w:type="dxa" w:w="80"/>
+              <w:left w:type="dxa" w:w="160"/>
+              <w:bottom w:type="dxa" w:w="80"/>
+              <w:right w:type="dxa" w:w="160"/>
+            </w:tcMar>
+            <w:vAlign w:val="center"/>
+          </w:tcPr>
+          <w:p>
+            <w:pPr>
+              <w:spacing w:after="0" w:before="0"/>
+            </w:pPr>
+            <w:r>
+              <w:rPr>
+                <w:rFonts w:ascii="Calibri" w:cs="Calibri" w:eastAsia="Calibri" w:hAnsi="Calibri"/>
+                <w:color w:val="000000"/>
+                <w:sz w:val="24"/>
+                <w:szCs w:val="24"/>
+              </w:rPr>
+              <w:t xml:space="preserve">Der König kündigt die Generalstände an.</w:t>
+            </w:r>
+          </w:p>
+        </w:tc>
+      </w:tr>
+      <w:tr>
+        <w:trPr>
+          <w:cantSplit/>
+          <w:trHeight w:val="1250" w:hRule="atLeast"/>
+        </w:trPr>
+        <w:tc>
+          <w:tcPr>
+            <w:tcW w:type="dxa" w:w="2500"/>
+            <w:tcBorders>
+              <w:top w:val="none" w:color="FFFFFF" w:sz="0"/>
+              <w:left w:val="none" w:color="FFFFFF" w:sz="0"/>
+              <w:bottom w:val="single" w:color="8A96B5" w:sz="8"/>
+              <w:right w:val="none" w:color="FFFFFF" w:sz="0"/>
+            </w:tcBorders>
+            <w:tcMar>
+              <w:top w:type="dxa" w:w="60"/>
+              <w:left w:type="dxa" w:w="80"/>
+              <w:bottom w:type="dxa" w:w="260"/>
+              <w:right w:type="dxa" w:w="160"/>
+            </w:tcMar>
+            <w:vAlign w:val="center"/>
+          </w:tcPr>
+          <w:p>
+            <w:pPr>
+              <w:spacing w:after="0" w:before="0"/>
+            </w:pPr>
+            <w:r>
+              <w:rPr>
+                <w:rFonts w:ascii="Calibri" w:cs="Calibri" w:eastAsia="Calibri" w:hAnsi="Calibri"/>
+                <w:color w:val="000000"/>
+                <w:sz w:val="26"/>
+                <w:szCs w:val="26"/>
+              </w:rPr>
+              <w:t xml:space="preserve"/>
+            </w:r>
+          </w:p>
+        </w:tc>
+        <w:tc>
+          <w:tcPr>
+            <w:tcW w:type="dxa" w:w="600"/>
+            <w:tcBorders>
+              <w:top w:val="none" w:color="FFFFFF" w:sz="0"/>
+              <w:left w:val="none" w:color="FFFFFF" w:sz="0"/>
+              <w:bottom w:val="none" w:color="FFFFFF" w:sz="0"/>
+              <w:right w:val="none" w:color="FFFFFF" w:sz="0"/>
+            </w:tcBorders>
+            <w:tcMar>
+              <w:top w:type="dxa" w:w="0"/>
+              <w:left w:type="dxa" w:w="0"/>
+              <w:bottom w:type="dxa" w:w="0"/>
+              <w:right w:type="dxa" w:w="0"/>
+            </w:tcMar>
+            <w:vAlign w:val="center"/>
+          </w:tcPr>
+          <w:p>
+            <w:pPr>
+              <w:spacing w:after="0" w:before="0"/>
+              <w:jc w:val="center"/>
+            </w:pPr>
+            <w:r>
+              <w:rPr>
+                <w:rFonts w:ascii="Calibri" w:cs="Calibri" w:eastAsia="Calibri" w:hAnsi="Calibri"/>
+                <w:b/>
+                <w:bCs/>
+                <w:color w:val="1E2761"/>
+                <w:sz w:val="28"/>
+                <w:szCs w:val="28"/>
+              </w:rPr>
+              <w:t xml:space="preserve">│</w:t>
+            </w:r>
+          </w:p>
+        </w:tc>
+        <w:tc>
+          <w:tcPr>
+            <w:tcW w:type="dxa" w:w="7106"/>
+            <w:tcBorders>
+              <w:top w:val="single" w:color="B9C6E8" w:sz="6"/>
+              <w:left w:val="single" w:color="B9C6E8" w:sz="6"/>
+              <w:bottom w:val="single" w:color="B9C6E8" w:sz="6"/>
+              <w:right w:val="single" w:color="B9C6E8" w:sz="6"/>
+            </w:tcBorders>
+            <w:shd w:fill="F4F7FD" w:color="auto" w:val="clear"/>
+            <w:tcMar>
+              <w:top w:type="dxa" w:w="80"/>
+              <w:left w:type="dxa" w:w="160"/>
+              <w:bottom w:type="dxa" w:w="80"/>
+              <w:right w:type="dxa" w:w="160"/>
+            </w:tcMar>
+            <w:vAlign w:val="center"/>
+          </w:tcPr>
+          <w:p>
+            <w:pPr>
+              <w:spacing w:after="0" w:before="0"/>
+            </w:pPr>
+            <w:r>
+              <w:rPr>
+                <w:rFonts w:ascii="Calibri" w:cs="Calibri" w:eastAsia="Calibri" w:hAnsi="Calibri"/>
+                <w:color w:val="000000"/>
+                <w:sz w:val="24"/>
+                <w:szCs w:val="24"/>
+              </w:rPr>
+              <w:t xml:space="preserve">Die Abgeordneten werden gewählt. Die Menschen schreiben ihre Beschwerdehefte.</w:t>
+            </w:r>
+          </w:p>
+        </w:tc>
+      </w:tr>
+      <w:tr>
+        <w:trPr>
+          <w:cantSplit/>
+          <w:trHeight w:val="1250" w:hRule="atLeast"/>
+        </w:trPr>
+        <w:tc>
+          <w:tcPr>
+            <w:tcW w:type="dxa" w:w="2500"/>
+            <w:tcBorders>
+              <w:top w:val="none" w:color="FFFFFF" w:sz="0"/>
+              <w:left w:val="none" w:color="FFFFFF" w:sz="0"/>
+              <w:bottom w:val="single" w:color="8A96B5" w:sz="8"/>
+              <w:right w:val="none" w:color="FFFFFF" w:sz="0"/>
+            </w:tcBorders>
+            <w:tcMar>
+              <w:top w:type="dxa" w:w="60"/>
+              <w:left w:type="dxa" w:w="80"/>
+              <w:bottom w:type="dxa" w:w="260"/>
+              <w:right w:type="dxa" w:w="160"/>
+            </w:tcMar>
+            <w:vAlign w:val="center"/>
+          </w:tcPr>
+          <w:p>
+            <w:pPr>
+              <w:spacing w:after="0" w:before="0"/>
+            </w:pPr>
+            <w:r>
+              <w:rPr>
+                <w:rFonts w:ascii="Calibri" w:cs="Calibri" w:eastAsia="Calibri" w:hAnsi="Calibri"/>
+                <w:color w:val="000000"/>
+                <w:sz w:val="26"/>
+                <w:szCs w:val="26"/>
+              </w:rPr>
+              <w:t xml:space="preserve"/>
+            </w:r>
+          </w:p>
+        </w:tc>
+        <w:tc>
+          <w:tcPr>
+            <w:tcW w:type="dxa" w:w="600"/>
+            <w:tcBorders>
+              <w:top w:val="none" w:color="FFFFFF" w:sz="0"/>
+              <w:left w:val="none" w:color="FFFFFF" w:sz="0"/>
+              <w:bottom w:val="none" w:color="FFFFFF" w:sz="0"/>
+              <w:right w:val="none" w:color="FFFFFF" w:sz="0"/>
+            </w:tcBorders>
+            <w:tcMar>
+              <w:top w:type="dxa" w:w="0"/>
+              <w:left w:type="dxa" w:w="0"/>
+              <w:bottom w:type="dxa" w:w="0"/>
+              <w:right w:type="dxa" w:w="0"/>
+            </w:tcMar>
+            <w:vAlign w:val="center"/>
+          </w:tcPr>
+          <w:p>
+            <w:pPr>
+              <w:spacing w:after="0" w:before="0"/>
+              <w:jc w:val="center"/>
+            </w:pPr>
+            <w:r>
+              <w:rPr>
+                <w:rFonts w:ascii="Calibri" w:cs="Calibri" w:eastAsia="Calibri" w:hAnsi="Calibri"/>
+                <w:b/>
+                <w:bCs/>
+                <w:color w:val="1E2761"/>
+                <w:sz w:val="28"/>
+                <w:szCs w:val="28"/>
+              </w:rPr>
+              <w:t xml:space="preserve">▲</w:t>
+            </w:r>
+          </w:p>
+        </w:tc>
+        <w:tc>
+          <w:tcPr>
+            <w:tcW w:type="dxa" w:w="7106"/>
+            <w:tcBorders>
+              <w:top w:val="single" w:color="B9C6E8" w:sz="6"/>
+              <w:left w:val="single" w:color="B9C6E8" w:sz="6"/>
+              <w:bottom w:val="single" w:color="B9C6E8" w:sz="6"/>
+              <w:right w:val="single" w:color="B9C6E8" w:sz="6"/>
+            </w:tcBorders>
+            <w:shd w:fill="EAF0FA" w:color="auto" w:val="clear"/>
+            <w:tcMar>
+              <w:top w:type="dxa" w:w="80"/>
+              <w:left w:type="dxa" w:w="160"/>
+              <w:bottom w:type="dxa" w:w="80"/>
+              <w:right w:type="dxa" w:w="160"/>
+            </w:tcMar>
+            <w:vAlign w:val="center"/>
+          </w:tcPr>
+          <w:p>
+            <w:pPr>
+              <w:spacing w:after="0" w:before="0"/>
+            </w:pPr>
+            <w:r>
+              <w:rPr>
+                <w:rFonts w:ascii="Calibri" w:cs="Calibri" w:eastAsia="Calibri" w:hAnsi="Calibri"/>
+                <w:color w:val="000000"/>
+                <w:sz w:val="24"/>
+                <w:szCs w:val="24"/>
+              </w:rPr>
+              <w:t xml:space="preserve">Der König eröffnet die Generalstände in Versailles.</w:t>
             </w:r>
           </w:p>
         </w:tc>

--- a/Geschichte_8/Generalstaende_Stunde1/Text_Wie_kam_es_zu_den_Generalstaenden.docx
+++ b/Geschichte_8/Generalstaende_Stunde1/Text_Wie_kam_es_zu_den_Generalstaenden.docx
@@ -4,7 +4,7 @@
   <w:body>
     <w:p>
       <w:pPr>
-        <w:spacing w:after="20" w:before="0"/>
+        <w:spacing w:after="10" w:before="0"/>
       </w:pPr>
       <w:r>
         <w:rPr>
@@ -12,15 +12,15 @@
           <w:b/>
           <w:bCs/>
           <w:color w:val="5B6B8C"/>
-          <w:sz w:val="18"/>
-          <w:szCs w:val="18"/>
+          <w:sz w:val="16"/>
+          <w:szCs w:val="16"/>
         </w:rPr>
         <w:t xml:space="preserve">GESCHICHTE · KLASSE 8 · FRANZÖSISCHE REVOLUTION</w:t>
       </w:r>
     </w:p>
     <w:p>
       <w:pPr>
-        <w:spacing w:after="160" w:before="0"/>
+        <w:spacing w:after="80" w:before="0"/>
       </w:pPr>
       <w:r>
         <w:rPr>
@@ -28,67 +28,266 @@
           <w:b/>
           <w:bCs/>
           <w:color w:val="1E2761"/>
-          <w:sz w:val="40"/>
-          <w:szCs w:val="40"/>
+          <w:sz w:val="34"/>
+          <w:szCs w:val="34"/>
         </w:rPr>
         <w:t xml:space="preserve">Wie kam es zu den Generalständen?</w:t>
       </w:r>
     </w:p>
     <w:p>
       <w:pPr>
-        <w:spacing w:after="140" w:before="0" w:line="340"/>
+        <w:spacing w:after="100" w:before="0" w:line="300"/>
         <w:jc w:val="both"/>
       </w:pPr>
       <w:r>
         <w:rPr>
           <w:rFonts w:ascii="Cambria" w:cs="Cambria" w:eastAsia="Cambria" w:hAnsi="Cambria"/>
           <w:color w:val="000000"/>
-          <w:sz w:val="26"/>
-          <w:szCs w:val="26"/>
+          <w:sz w:val="24"/>
+          <w:szCs w:val="24"/>
         </w:rPr>
         <w:t xml:space="preserve">Seit 1614 haben die Generalstände nicht mehr getagt, denn die Könige haben auch ohne sie regiert. Doch das Geld wird knapp. Kriege und Hofhaltung haben Frankreich hoch verschuldet. Unter Ludwig XVI. kommt der teure Krieg in Amerika dazu (1778 bis 1783). Schon die Zinsen für die Schulden verschlingen einen großen Teil der Staatseinnahmen.</w:t>
       </w:r>
     </w:p>
     <w:p>
       <w:pPr>
-        <w:spacing w:after="140" w:before="0" w:line="340"/>
+        <w:spacing w:after="100" w:before="0" w:line="300"/>
         <w:jc w:val="both"/>
       </w:pPr>
       <w:r>
         <w:rPr>
           <w:rFonts w:ascii="Cambria" w:cs="Cambria" w:eastAsia="Cambria" w:hAnsi="Cambria"/>
           <w:color w:val="000000"/>
-          <w:sz w:val="26"/>
-          <w:szCs w:val="26"/>
+          <w:sz w:val="24"/>
+          <w:szCs w:val="24"/>
         </w:rPr>
         <w:t xml:space="preserve">Der König braucht mehr Geld, doch die Privilegierten sind nicht bereit zu zahlen. 1787 scheitern Pläne, dass auch Adel und Klerus Steuern zahlen sollen. Als 1788 die Ernte schlecht ausfällt und das Brot teurer wird, droht der Staatsbankrott und Unruhe im Land. Im August 1788 gibt der König nach: Er kündigt die Generalstände für den Mai 1789 an.</w:t>
       </w:r>
     </w:p>
     <w:p>
       <w:pPr>
-        <w:spacing w:after="140" w:before="0" w:line="340"/>
+        <w:spacing w:after="100" w:before="0" w:line="300"/>
         <w:jc w:val="both"/>
       </w:pPr>
       <w:r>
         <w:rPr>
           <w:rFonts w:ascii="Cambria" w:cs="Cambria" w:eastAsia="Cambria" w:hAnsi="Cambria"/>
           <w:color w:val="000000"/>
-          <w:sz w:val="26"/>
-          <w:szCs w:val="26"/>
+          <w:sz w:val="24"/>
+          <w:szCs w:val="24"/>
         </w:rPr>
         <w:t xml:space="preserve">Im Frühjahr 1789 werden Abgeordnete gewählt. In jeder Gemeinde schreiben die Menschen ihre Klagen in Beschwerdehefte: über Steuern, Abgaben und Hunger. Am 5. Mai 1789 eröffnet der König die Generalstände in Versailles. Es kommen etwa 290 Vertreter des Klerus, 270 des Adels und 580 des Dritten Standes (Bauern und Bürger).</w:t>
       </w:r>
     </w:p>
+    <w:tbl>
+      <w:tblPr>
+        <w:tblW w:type="dxa" w:w="10206"/>
+        <w:tblBorders>
+          <w:top w:val="single" w:color="auto" w:sz="4"/>
+          <w:left w:val="single" w:color="auto" w:sz="4"/>
+          <w:bottom w:val="single" w:color="auto" w:sz="4"/>
+          <w:right w:val="single" w:color="auto" w:sz="4"/>
+          <w:insideH w:val="single" w:color="auto" w:sz="4"/>
+          <w:insideV w:val="single" w:color="auto" w:sz="4"/>
+        </w:tblBorders>
+      </w:tblPr>
+      <w:tblGrid>
+        <w:gridCol w:w="5103"/>
+        <w:gridCol w:w="5103"/>
+      </w:tblGrid>
+      <w:tr>
+        <w:trPr>
+          <w:cantSplit/>
+        </w:trPr>
+        <w:tc>
+          <w:tcPr>
+            <w:tcW w:type="dxa" w:w="5103"/>
+            <w:tcBorders>
+              <w:top w:val="none" w:color="FFFFFF" w:sz="0"/>
+              <w:left w:val="none" w:color="FFFFFF" w:sz="0"/>
+              <w:bottom w:val="none" w:color="FFFFFF" w:sz="0"/>
+              <w:right w:val="none" w:color="FFFFFF" w:sz="0"/>
+            </w:tcBorders>
+            <w:shd w:fill="EAF0FA" w:color="auto" w:val="clear"/>
+            <w:tcMar>
+              <w:top w:type="dxa" w:w="40"/>
+              <w:left w:type="dxa" w:w="120"/>
+              <w:bottom w:type="dxa" w:w="40"/>
+              <w:right w:type="dxa" w:w="120"/>
+            </w:tcMar>
+          </w:tcPr>
+          <w:p>
+            <w:pPr>
+              <w:spacing w:after="0" w:before="0"/>
+            </w:pPr>
+            <w:r>
+              <w:rPr>
+                <w:rFonts w:ascii="Calibri" w:cs="Calibri" w:eastAsia="Calibri" w:hAnsi="Calibri"/>
+                <w:b/>
+                <w:bCs/>
+                <w:color w:val="000000"/>
+                <w:sz w:val="18"/>
+                <w:szCs w:val="18"/>
+              </w:rPr>
+              <w:t xml:space="preserve">Generalstände: </w:t>
+            </w:r>
+            <w:r>
+              <w:rPr>
+                <w:rFonts w:ascii="Calibri" w:cs="Calibri" w:eastAsia="Calibri" w:hAnsi="Calibri"/>
+                <w:color w:val="000000"/>
+                <w:sz w:val="18"/>
+                <w:szCs w:val="18"/>
+              </w:rPr>
+              <w:t xml:space="preserve">Versammlung von Vertretern der drei Stände</w:t>
+            </w:r>
+          </w:p>
+        </w:tc>
+        <w:tc>
+          <w:tcPr>
+            <w:tcW w:type="dxa" w:w="5103"/>
+            <w:tcBorders>
+              <w:top w:val="none" w:color="FFFFFF" w:sz="0"/>
+              <w:left w:val="none" w:color="FFFFFF" w:sz="0"/>
+              <w:bottom w:val="none" w:color="FFFFFF" w:sz="0"/>
+              <w:right w:val="none" w:color="FFFFFF" w:sz="0"/>
+            </w:tcBorders>
+            <w:shd w:fill="EAF0FA" w:color="auto" w:val="clear"/>
+            <w:tcMar>
+              <w:top w:type="dxa" w:w="40"/>
+              <w:left w:type="dxa" w:w="120"/>
+              <w:bottom w:type="dxa" w:w="40"/>
+              <w:right w:type="dxa" w:w="120"/>
+            </w:tcMar>
+          </w:tcPr>
+          <w:p>
+            <w:pPr>
+              <w:spacing w:after="0" w:before="0"/>
+            </w:pPr>
+            <w:r>
+              <w:rPr>
+                <w:rFonts w:ascii="Calibri" w:cs="Calibri" w:eastAsia="Calibri" w:hAnsi="Calibri"/>
+                <w:b/>
+                <w:bCs/>
+                <w:color w:val="000000"/>
+                <w:sz w:val="18"/>
+                <w:szCs w:val="18"/>
+              </w:rPr>
+              <w:t xml:space="preserve">Privilegierte: </w:t>
+            </w:r>
+            <w:r>
+              <w:rPr>
+                <w:rFonts w:ascii="Calibri" w:cs="Calibri" w:eastAsia="Calibri" w:hAnsi="Calibri"/>
+                <w:color w:val="000000"/>
+                <w:sz w:val="18"/>
+                <w:szCs w:val="18"/>
+              </w:rPr>
+              <w:t xml:space="preserve">Menschen mit Vorrechten (Adel und Klerus)</w:t>
+            </w:r>
+          </w:p>
+        </w:tc>
+      </w:tr>
+      <w:tr>
+        <w:trPr>
+          <w:cantSplit/>
+        </w:trPr>
+        <w:tc>
+          <w:tcPr>
+            <w:tcW w:type="dxa" w:w="5103"/>
+            <w:tcBorders>
+              <w:top w:val="none" w:color="FFFFFF" w:sz="0"/>
+              <w:left w:val="none" w:color="FFFFFF" w:sz="0"/>
+              <w:bottom w:val="none" w:color="FFFFFF" w:sz="0"/>
+              <w:right w:val="none" w:color="FFFFFF" w:sz="0"/>
+            </w:tcBorders>
+            <w:shd w:fill="EAF0FA" w:color="auto" w:val="clear"/>
+            <w:tcMar>
+              <w:top w:type="dxa" w:w="40"/>
+              <w:left w:type="dxa" w:w="120"/>
+              <w:bottom w:type="dxa" w:w="40"/>
+              <w:right w:type="dxa" w:w="120"/>
+            </w:tcMar>
+          </w:tcPr>
+          <w:p>
+            <w:pPr>
+              <w:spacing w:after="0" w:before="0"/>
+            </w:pPr>
+            <w:r>
+              <w:rPr>
+                <w:rFonts w:ascii="Calibri" w:cs="Calibri" w:eastAsia="Calibri" w:hAnsi="Calibri"/>
+                <w:b/>
+                <w:bCs/>
+                <w:color w:val="000000"/>
+                <w:sz w:val="18"/>
+                <w:szCs w:val="18"/>
+              </w:rPr>
+              <w:t xml:space="preserve">Staatsbankrott: </w:t>
+            </w:r>
+            <w:r>
+              <w:rPr>
+                <w:rFonts w:ascii="Calibri" w:cs="Calibri" w:eastAsia="Calibri" w:hAnsi="Calibri"/>
+                <w:color w:val="000000"/>
+                <w:sz w:val="18"/>
+                <w:szCs w:val="18"/>
+              </w:rPr>
+              <w:t xml:space="preserve">Der Staat kann seine Schulden nicht mehr bezahlen</w:t>
+            </w:r>
+          </w:p>
+        </w:tc>
+        <w:tc>
+          <w:tcPr>
+            <w:tcW w:type="dxa" w:w="5103"/>
+            <w:tcBorders>
+              <w:top w:val="none" w:color="FFFFFF" w:sz="0"/>
+              <w:left w:val="none" w:color="FFFFFF" w:sz="0"/>
+              <w:bottom w:val="none" w:color="FFFFFF" w:sz="0"/>
+              <w:right w:val="none" w:color="FFFFFF" w:sz="0"/>
+            </w:tcBorders>
+            <w:shd w:fill="EAF0FA" w:color="auto" w:val="clear"/>
+            <w:tcMar>
+              <w:top w:type="dxa" w:w="40"/>
+              <w:left w:type="dxa" w:w="120"/>
+              <w:bottom w:type="dxa" w:w="40"/>
+              <w:right w:type="dxa" w:w="120"/>
+            </w:tcMar>
+          </w:tcPr>
+          <w:p>
+            <w:pPr>
+              <w:spacing w:after="0" w:before="0"/>
+            </w:pPr>
+            <w:r>
+              <w:rPr>
+                <w:rFonts w:ascii="Calibri" w:cs="Calibri" w:eastAsia="Calibri" w:hAnsi="Calibri"/>
+                <w:b/>
+                <w:bCs/>
+                <w:color w:val="000000"/>
+                <w:sz w:val="18"/>
+                <w:szCs w:val="18"/>
+              </w:rPr>
+              <w:t xml:space="preserve">Beschwerdehefte: </w:t>
+            </w:r>
+            <w:r>
+              <w:rPr>
+                <w:rFonts w:ascii="Calibri" w:cs="Calibri" w:eastAsia="Calibri" w:hAnsi="Calibri"/>
+                <w:color w:val="000000"/>
+                <w:sz w:val="18"/>
+                <w:szCs w:val="18"/>
+              </w:rPr>
+              <w:t xml:space="preserve">Hefte, in die die Menschen ihre Klagen schrieben</w:t>
+            </w:r>
+          </w:p>
+        </w:tc>
+      </w:tr>
+    </w:tbl>
     <w:p>
       <w:pPr>
-        <w:spacing w:after="60" w:before="0"/>
+        <w:spacing w:after="40" w:before="0"/>
       </w:pPr>
       <w:r>
         <w:rPr>
           <w:rFonts w:ascii="Calibri" w:cs="Calibri" w:eastAsia="Calibri" w:hAnsi="Calibri"/>
           <w:color w:val="000000"/>
-          <w:sz w:val="26"/>
-          <w:szCs w:val="26"/>
+          <w:sz w:val="22"/>
+          <w:szCs w:val="22"/>
         </w:rPr>
         <w:t xml:space="preserve"/>
       </w:r>
@@ -116,134 +315,43 @@
           <w:tcPr>
             <w:tcW w:type="dxa" w:w="10206"/>
             <w:tcBorders>
-              <w:top w:val="none" w:color="FFFFFF" w:sz="0"/>
-              <w:left w:val="none" w:color="FFFFFF" w:sz="0"/>
-              <w:bottom w:val="none" w:color="FFFFFF" w:sz="0"/>
-              <w:right w:val="none" w:color="FFFFFF" w:sz="0"/>
-            </w:tcBorders>
-            <w:shd w:fill="EAF0FA" w:color="auto" w:val="clear"/>
-            <w:tcMar>
-              <w:top w:type="dxa" w:w="140"/>
-              <w:left w:type="dxa" w:w="200"/>
-              <w:bottom w:type="dxa" w:w="140"/>
-              <w:right w:type="dxa" w:w="200"/>
+              <w:top w:val="single" w:color="B9C6E8" w:sz="6"/>
+              <w:left w:val="single" w:color="B9C6E8" w:sz="6"/>
+              <w:bottom w:val="single" w:color="B9C6E8" w:sz="6"/>
+              <w:right w:val="single" w:color="B9C6E8" w:sz="6"/>
+            </w:tcBorders>
+            <w:shd w:fill="FFFFFF" w:color="auto" w:val="clear"/>
+            <w:tcMar>
+              <w:top w:type="dxa" w:w="90"/>
+              <w:left w:type="dxa" w:w="160"/>
+              <w:bottom w:type="dxa" w:w="90"/>
+              <w:right w:type="dxa" w:w="160"/>
             </w:tcMar>
             <w:vAlign w:val="top"/>
           </w:tcPr>
           <w:p>
             <w:pPr>
-              <w:spacing w:after="60" w:before="0"/>
+              <w:spacing w:after="0" w:before="0"/>
             </w:pPr>
             <w:r>
               <w:rPr>
                 <w:rFonts w:ascii="Calibri" w:cs="Calibri" w:eastAsia="Calibri" w:hAnsi="Calibri"/>
                 <w:b/>
                 <w:bCs/>
-                <w:color w:val="1E2761"/>
-                <w:sz w:val="22"/>
-                <w:szCs w:val="22"/>
-              </w:rPr>
-              <w:t xml:space="preserve">Wörter erklärt</w:t>
-            </w:r>
-          </w:p>
-          <w:p>
-            <w:pPr>
-              <w:spacing w:after="30" w:before="0"/>
-            </w:pPr>
-            <w:r>
-              <w:rPr>
-                <w:rFonts w:ascii="Calibri" w:cs="Calibri" w:eastAsia="Calibri" w:hAnsi="Calibri"/>
-                <w:b/>
-                <w:bCs/>
-                <w:color w:val="000000"/>
-                <w:sz w:val="22"/>
-                <w:szCs w:val="22"/>
-              </w:rPr>
-              <w:t xml:space="preserve">Generalstände: </w:t>
-            </w:r>
-            <w:r>
-              <w:rPr>
-                <w:rFonts w:ascii="Calibri" w:cs="Calibri" w:eastAsia="Calibri" w:hAnsi="Calibri"/>
-                <w:color w:val="000000"/>
-                <w:sz w:val="22"/>
-                <w:szCs w:val="22"/>
-              </w:rPr>
-              <w:t xml:space="preserve">Versammlung von Vertretern der drei Stände</w:t>
-            </w:r>
-          </w:p>
-          <w:p>
-            <w:pPr>
-              <w:spacing w:after="30" w:before="0"/>
-            </w:pPr>
-            <w:r>
-              <w:rPr>
-                <w:rFonts w:ascii="Calibri" w:cs="Calibri" w:eastAsia="Calibri" w:hAnsi="Calibri"/>
-                <w:b/>
-                <w:bCs/>
-                <w:color w:val="000000"/>
-                <w:sz w:val="22"/>
-                <w:szCs w:val="22"/>
-              </w:rPr>
-              <w:t xml:space="preserve">Privilegierte: </w:t>
-            </w:r>
-            <w:r>
-              <w:rPr>
-                <w:rFonts w:ascii="Calibri" w:cs="Calibri" w:eastAsia="Calibri" w:hAnsi="Calibri"/>
-                <w:color w:val="000000"/>
-                <w:sz w:val="22"/>
-                <w:szCs w:val="22"/>
-              </w:rPr>
-              <w:t xml:space="preserve">Menschen mit Vorrechten (Adel und Klerus)</w:t>
-            </w:r>
-          </w:p>
-          <w:p>
-            <w:pPr>
-              <w:spacing w:after="30" w:before="0"/>
-            </w:pPr>
-            <w:r>
-              <w:rPr>
-                <w:rFonts w:ascii="Calibri" w:cs="Calibri" w:eastAsia="Calibri" w:hAnsi="Calibri"/>
-                <w:b/>
-                <w:bCs/>
-                <w:color w:val="000000"/>
-                <w:sz w:val="22"/>
-                <w:szCs w:val="22"/>
-              </w:rPr>
-              <w:t xml:space="preserve">Staatsbankrott: </w:t>
-            </w:r>
-            <w:r>
-              <w:rPr>
-                <w:rFonts w:ascii="Calibri" w:cs="Calibri" w:eastAsia="Calibri" w:hAnsi="Calibri"/>
-                <w:color w:val="000000"/>
-                <w:sz w:val="22"/>
-                <w:szCs w:val="22"/>
-              </w:rPr>
-              <w:t xml:space="preserve">Der Staat kann seine Schulden nicht mehr bezahlen</w:t>
-            </w:r>
-          </w:p>
-          <w:p>
-            <w:pPr>
-              <w:spacing w:after="30" w:before="0"/>
-            </w:pPr>
-            <w:r>
-              <w:rPr>
-                <w:rFonts w:ascii="Calibri" w:cs="Calibri" w:eastAsia="Calibri" w:hAnsi="Calibri"/>
-                <w:b/>
-                <w:bCs/>
-                <w:color w:val="000000"/>
-                <w:sz w:val="22"/>
-                <w:szCs w:val="22"/>
-              </w:rPr>
-              <w:t xml:space="preserve">Beschwerdehefte: </w:t>
-            </w:r>
-            <w:r>
-              <w:rPr>
-                <w:rFonts w:ascii="Calibri" w:cs="Calibri" w:eastAsia="Calibri" w:hAnsi="Calibri"/>
-                <w:color w:val="000000"/>
-                <w:sz w:val="22"/>
-                <w:szCs w:val="22"/>
-              </w:rPr>
-              <w:t xml:space="preserve">Hefte, in die die Menschen ihre Klagen schrieben</w:t>
+                <w:color w:val="D9534F"/>
+                <w:sz w:val="20"/>
+                <w:szCs w:val="20"/>
+              </w:rPr>
+              <w:t xml:space="preserve">Deine Aufgabe  </w:t>
+            </w:r>
+            <w:r>
+              <w:rPr>
+                <w:rFonts w:ascii="Calibri" w:cs="Calibri" w:eastAsia="Calibri" w:hAnsi="Calibri"/>
+                <w:color w:val="000000"/>
+                <w:sz w:val="20"/>
+                <w:szCs w:val="20"/>
+              </w:rPr>
+              <w:t xml:space="preserve">1  Lies den Text und unterstreiche alle Jahreszahlen.   2  Trage die Daten unten im Zeitstrahl ein.   3  Überlege: Warum ruft der König die Generalstände ein, obwohl er sie 175 Jahre nicht gebraucht hat?</w:t>
             </w:r>
           </w:p>
         </w:tc>
@@ -251,16 +359,18 @@
     </w:tbl>
     <w:p>
       <w:pPr>
-        <w:spacing w:after="60" w:before="0"/>
+        <w:spacing w:after="40" w:before="140"/>
       </w:pPr>
       <w:r>
         <w:rPr>
-          <w:rFonts w:ascii="Calibri" w:cs="Calibri" w:eastAsia="Calibri" w:hAnsi="Calibri"/>
-          <w:color w:val="000000"/>
+          <w:rFonts w:ascii="Cambria" w:cs="Cambria" w:eastAsia="Cambria" w:hAnsi="Cambria"/>
+          <w:b/>
+          <w:bCs/>
+          <w:color w:val="1E2761"/>
           <w:sz w:val="26"/>
           <w:szCs w:val="26"/>
         </w:rPr>
-        <w:t xml:space="preserve"/>
+        <w:t xml:space="preserve">Zeitstrahl: Der Weg zu den Generalständen</w:t>
       </w:r>
     </w:p>
     <w:tbl>
@@ -276,169 +386,124 @@
         </w:tblBorders>
       </w:tblPr>
       <w:tblGrid>
-        <w:gridCol w:w="10206"/>
+        <w:gridCol w:w="2000"/>
+        <w:gridCol w:w="500"/>
+        <w:gridCol w:w="7706"/>
       </w:tblGrid>
       <w:tr>
         <w:trPr>
           <w:cantSplit/>
+          <w:trHeight w:val="680" w:hRule="atLeast"/>
         </w:trPr>
         <w:tc>
           <w:tcPr>
-            <w:tcW w:type="dxa" w:w="10206"/>
+            <w:tcW w:type="dxa" w:w="2000"/>
+            <w:tcBorders>
+              <w:top w:val="none" w:color="FFFFFF" w:sz="0"/>
+              <w:left w:val="none" w:color="FFFFFF" w:sz="0"/>
+              <w:bottom w:val="single" w:color="8A96B5" w:sz="8"/>
+              <w:right w:val="none" w:color="FFFFFF" w:sz="0"/>
+            </w:tcBorders>
+            <w:tcMar>
+              <w:top w:type="dxa" w:w="20"/>
+              <w:left w:type="dxa" w:w="80"/>
+              <w:bottom w:type="dxa" w:w="20"/>
+              <w:right w:type="dxa" w:w="120"/>
+            </w:tcMar>
+            <w:vAlign w:val="bottom"/>
+          </w:tcPr>
+          <w:p>
+            <w:pPr>
+              <w:spacing w:after="0" w:before="0"/>
+            </w:pPr>
+            <w:r>
+              <w:rPr>
+                <w:rFonts w:ascii="Calibri" w:cs="Calibri" w:eastAsia="Calibri" w:hAnsi="Calibri"/>
+                <w:color w:val="000000"/>
+                <w:sz w:val="22"/>
+                <w:szCs w:val="22"/>
+              </w:rPr>
+              <w:t xml:space="preserve"/>
+            </w:r>
+          </w:p>
+        </w:tc>
+        <w:tc>
+          <w:tcPr>
+            <w:tcW w:type="dxa" w:w="500"/>
+            <w:tcBorders>
+              <w:top w:val="none" w:color="FFFFFF" w:sz="0"/>
+              <w:left w:val="none" w:color="FFFFFF" w:sz="0"/>
+              <w:bottom w:val="none" w:color="FFFFFF" w:sz="0"/>
+              <w:right w:val="none" w:color="FFFFFF" w:sz="0"/>
+            </w:tcBorders>
+            <w:tcMar>
+              <w:top w:type="dxa" w:w="0"/>
+              <w:left w:type="dxa" w:w="0"/>
+              <w:bottom w:type="dxa" w:w="0"/>
+              <w:right w:type="dxa" w:w="0"/>
+            </w:tcMar>
+            <w:vAlign w:val="center"/>
+          </w:tcPr>
+          <w:p>
+            <w:pPr>
+              <w:spacing w:after="0" w:before="0"/>
+              <w:jc w:val="center"/>
+            </w:pPr>
+            <w:r>
+              <w:rPr>
+                <w:rFonts w:ascii="Calibri" w:cs="Calibri" w:eastAsia="Calibri" w:hAnsi="Calibri"/>
+                <w:b/>
+                <w:bCs/>
+                <w:color w:val="1E2761"/>
+                <w:sz w:val="22"/>
+                <w:szCs w:val="22"/>
+              </w:rPr>
+              <w:t xml:space="preserve">▼</w:t>
+            </w:r>
+          </w:p>
+        </w:tc>
+        <w:tc>
+          <w:tcPr>
+            <w:tcW w:type="dxa" w:w="7706"/>
             <w:tcBorders>
               <w:top w:val="single" w:color="B9C6E8" w:sz="6"/>
               <w:left w:val="single" w:color="B9C6E8" w:sz="6"/>
               <w:bottom w:val="single" w:color="B9C6E8" w:sz="6"/>
               <w:right w:val="single" w:color="B9C6E8" w:sz="6"/>
             </w:tcBorders>
-            <w:shd w:fill="F4F7FD" w:color="auto" w:val="clear"/>
-            <w:tcMar>
-              <w:top w:type="dxa" w:w="140"/>
-              <w:left w:type="dxa" w:w="200"/>
-              <w:bottom w:type="dxa" w:w="140"/>
-              <w:right w:type="dxa" w:w="200"/>
-            </w:tcMar>
-            <w:vAlign w:val="top"/>
-          </w:tcPr>
-          <w:p>
-            <w:pPr>
-              <w:spacing w:after="60" w:before="0"/>
-            </w:pPr>
-            <w:r>
-              <w:rPr>
-                <w:rFonts w:ascii="Calibri" w:cs="Calibri" w:eastAsia="Calibri" w:hAnsi="Calibri"/>
-                <w:b/>
-                <w:bCs/>
-                <w:color w:val="D9534F"/>
-                <w:sz w:val="22"/>
-                <w:szCs w:val="22"/>
-              </w:rPr>
-              <w:t xml:space="preserve">Deine Aufgabe</w:t>
-            </w:r>
-          </w:p>
-          <w:p>
-            <w:pPr>
-              <w:spacing w:after="30" w:before="0"/>
-            </w:pPr>
-            <w:r>
-              <w:rPr>
-                <w:rFonts w:ascii="Calibri" w:cs="Calibri" w:eastAsia="Calibri" w:hAnsi="Calibri"/>
-                <w:color w:val="000000"/>
-                <w:sz w:val="22"/>
-                <w:szCs w:val="22"/>
-              </w:rPr>
-              <w:t xml:space="preserve">1  Lies den Text und unterstreiche alle Jahreszahlen.</w:t>
-            </w:r>
-          </w:p>
-          <w:p>
-            <w:pPr>
-              <w:spacing w:after="30" w:before="0"/>
-            </w:pPr>
-            <w:r>
-              <w:rPr>
-                <w:rFonts w:ascii="Calibri" w:cs="Calibri" w:eastAsia="Calibri" w:hAnsi="Calibri"/>
-                <w:color w:val="000000"/>
-                <w:sz w:val="22"/>
-                <w:szCs w:val="22"/>
-              </w:rPr>
-              <w:t xml:space="preserve">2  Trage die Daten im Zeitstrahl auf der Rückseite ein.</w:t>
-            </w:r>
-          </w:p>
-          <w:p>
-            <w:pPr>
-              <w:spacing w:after="0" w:before="0"/>
-            </w:pPr>
-            <w:r>
-              <w:rPr>
-                <w:rFonts w:ascii="Calibri" w:cs="Calibri" w:eastAsia="Calibri" w:hAnsi="Calibri"/>
-                <w:color w:val="000000"/>
-                <w:sz w:val="22"/>
-                <w:szCs w:val="22"/>
-              </w:rPr>
-              <w:t xml:space="preserve">3  Überlege: Warum ruft der König die Generalstände ein, obwohl er sie 175 Jahre nicht gebraucht hat?</w:t>
+            <w:shd w:fill="EAF0FA" w:color="auto" w:val="clear"/>
+            <w:tcMar>
+              <w:top w:type="dxa" w:w="30"/>
+              <w:left w:type="dxa" w:w="140"/>
+              <w:bottom w:type="dxa" w:w="30"/>
+              <w:right w:type="dxa" w:w="140"/>
+            </w:tcMar>
+            <w:vAlign w:val="center"/>
+          </w:tcPr>
+          <w:p>
+            <w:pPr>
+              <w:spacing w:after="0" w:before="0"/>
+            </w:pPr>
+            <w:r>
+              <w:rPr>
+                <w:rFonts w:ascii="Calibri" w:cs="Calibri" w:eastAsia="Calibri" w:hAnsi="Calibri"/>
+                <w:color w:val="000000"/>
+                <w:sz w:val="22"/>
+                <w:szCs w:val="22"/>
+              </w:rPr>
+              <w:t xml:space="preserve">Die Generalstände tagen zum letzten Mal. Danach regieren die Könige 175 Jahre ohne sie.</w:t>
             </w:r>
           </w:p>
         </w:tc>
       </w:tr>
-    </w:tbl>
-    <w:p>
-      <w:r>
-        <w:br w:type="page"/>
-      </w:r>
-    </w:p>
-    <w:p>
-      <w:pPr>
-        <w:spacing w:after="20" w:before="0"/>
-      </w:pPr>
-      <w:r>
-        <w:rPr>
-          <w:rFonts w:ascii="Calibri" w:cs="Calibri" w:eastAsia="Calibri" w:hAnsi="Calibri"/>
-          <w:b/>
-          <w:bCs/>
-          <w:color w:val="5B6B8C"/>
-          <w:sz w:val="18"/>
-          <w:szCs w:val="18"/>
-        </w:rPr>
-        <w:t xml:space="preserve">GESCHICHTE · KLASSE 8 · FRANZÖSISCHE REVOLUTION</w:t>
-      </w:r>
-    </w:p>
-    <w:p>
-      <w:pPr>
-        <w:spacing w:after="80" w:before="0"/>
-      </w:pPr>
-      <w:r>
-        <w:rPr>
-          <w:rFonts w:ascii="Cambria" w:cs="Cambria" w:eastAsia="Cambria" w:hAnsi="Cambria"/>
-          <w:b/>
-          <w:bCs/>
-          <w:color w:val="1E2761"/>
-          <w:sz w:val="36"/>
-          <w:szCs w:val="36"/>
-        </w:rPr>
-        <w:t xml:space="preserve">Zeitstrahl: Der Weg zu den Generalständen</w:t>
-      </w:r>
-    </w:p>
-    <w:p>
-      <w:pPr>
-        <w:spacing w:after="160" w:before="0"/>
-      </w:pPr>
-      <w:r>
-        <w:rPr>
-          <w:rFonts w:ascii="Calibri" w:cs="Calibri" w:eastAsia="Calibri" w:hAnsi="Calibri"/>
-          <w:i/>
-          <w:iCs/>
-          <w:color w:val="5B6B8C"/>
-          <w:sz w:val="22"/>
-          <w:szCs w:val="22"/>
-        </w:rPr>
-        <w:t xml:space="preserve">Trage die Daten aus dem Text in die linke Spalte ein. Die Ereignisse stehen schon da.</w:t>
-      </w:r>
-    </w:p>
-    <w:tbl>
-      <w:tblPr>
-        <w:tblW w:type="dxa" w:w="10206"/>
-        <w:tblBorders>
-          <w:top w:val="single" w:color="auto" w:sz="4"/>
-          <w:left w:val="single" w:color="auto" w:sz="4"/>
-          <w:bottom w:val="single" w:color="auto" w:sz="4"/>
-          <w:right w:val="single" w:color="auto" w:sz="4"/>
-          <w:insideH w:val="single" w:color="auto" w:sz="4"/>
-          <w:insideV w:val="single" w:color="auto" w:sz="4"/>
-        </w:tblBorders>
-      </w:tblPr>
-      <w:tblGrid>
-        <w:gridCol w:w="2500"/>
-        <w:gridCol w:w="600"/>
-        <w:gridCol w:w="7106"/>
-      </w:tblGrid>
       <w:tr>
         <w:trPr>
           <w:cantSplit/>
-          <w:trHeight w:val="1250" w:hRule="atLeast"/>
+          <w:trHeight w:val="680" w:hRule="atLeast"/>
         </w:trPr>
         <w:tc>
           <w:tcPr>
-            <w:tcW w:type="dxa" w:w="2500"/>
+            <w:tcW w:type="dxa" w:w="2000"/>
             <w:tcBorders>
               <w:top w:val="none" w:color="FFFFFF" w:sz="0"/>
               <w:left w:val="none" w:color="FFFFFF" w:sz="0"/>
@@ -446,23 +511,23 @@
               <w:right w:val="none" w:color="FFFFFF" w:sz="0"/>
             </w:tcBorders>
             <w:tcMar>
-              <w:top w:type="dxa" w:w="60"/>
+              <w:top w:type="dxa" w:w="20"/>
               <w:left w:type="dxa" w:w="80"/>
-              <w:bottom w:type="dxa" w:w="260"/>
-              <w:right w:type="dxa" w:w="160"/>
-            </w:tcMar>
-            <w:vAlign w:val="center"/>
-          </w:tcPr>
-          <w:p>
-            <w:pPr>
-              <w:spacing w:after="0" w:before="0"/>
-            </w:pPr>
-            <w:r>
-              <w:rPr>
-                <w:rFonts w:ascii="Calibri" w:cs="Calibri" w:eastAsia="Calibri" w:hAnsi="Calibri"/>
-                <w:color w:val="000000"/>
-                <w:sz w:val="26"/>
-                <w:szCs w:val="26"/>
+              <w:bottom w:type="dxa" w:w="20"/>
+              <w:right w:type="dxa" w:w="120"/>
+            </w:tcMar>
+            <w:vAlign w:val="bottom"/>
+          </w:tcPr>
+          <w:p>
+            <w:pPr>
+              <w:spacing w:after="0" w:before="0"/>
+            </w:pPr>
+            <w:r>
+              <w:rPr>
+                <w:rFonts w:ascii="Calibri" w:cs="Calibri" w:eastAsia="Calibri" w:hAnsi="Calibri"/>
+                <w:color w:val="000000"/>
+                <w:sz w:val="22"/>
+                <w:szCs w:val="22"/>
               </w:rPr>
               <w:t xml:space="preserve"/>
             </w:r>
@@ -470,7 +535,7 @@
         </w:tc>
         <w:tc>
           <w:tcPr>
-            <w:tcW w:type="dxa" w:w="600"/>
+            <w:tcW w:type="dxa" w:w="500"/>
             <w:tcBorders>
               <w:top w:val="none" w:color="FFFFFF" w:sz="0"/>
               <w:left w:val="none" w:color="FFFFFF" w:sz="0"/>
@@ -496,28 +561,28 @@
                 <w:b/>
                 <w:bCs/>
                 <w:color w:val="1E2761"/>
-                <w:sz w:val="28"/>
-                <w:szCs w:val="28"/>
-              </w:rPr>
-              <w:t xml:space="preserve">▼</w:t>
-            </w:r>
-          </w:p>
-        </w:tc>
-        <w:tc>
-          <w:tcPr>
-            <w:tcW w:type="dxa" w:w="7106"/>
+                <w:sz w:val="22"/>
+                <w:szCs w:val="22"/>
+              </w:rPr>
+              <w:t xml:space="preserve">│</w:t>
+            </w:r>
+          </w:p>
+        </w:tc>
+        <w:tc>
+          <w:tcPr>
+            <w:tcW w:type="dxa" w:w="7706"/>
             <w:tcBorders>
               <w:top w:val="single" w:color="B9C6E8" w:sz="6"/>
               <w:left w:val="single" w:color="B9C6E8" w:sz="6"/>
               <w:bottom w:val="single" w:color="B9C6E8" w:sz="6"/>
               <w:right w:val="single" w:color="B9C6E8" w:sz="6"/>
             </w:tcBorders>
-            <w:shd w:fill="EAF0FA" w:color="auto" w:val="clear"/>
-            <w:tcMar>
-              <w:top w:type="dxa" w:w="80"/>
-              <w:left w:type="dxa" w:w="160"/>
-              <w:bottom w:type="dxa" w:w="80"/>
-              <w:right w:type="dxa" w:w="160"/>
+            <w:shd w:fill="F4F7FD" w:color="auto" w:val="clear"/>
+            <w:tcMar>
+              <w:top w:type="dxa" w:w="30"/>
+              <w:left w:type="dxa" w:w="140"/>
+              <w:bottom w:type="dxa" w:w="30"/>
+              <w:right w:type="dxa" w:w="140"/>
             </w:tcMar>
             <w:vAlign w:val="center"/>
           </w:tcPr>
@@ -529,10 +594,10 @@
               <w:rPr>
                 <w:rFonts w:ascii="Calibri" w:cs="Calibri" w:eastAsia="Calibri" w:hAnsi="Calibri"/>
                 <w:color w:val="000000"/>
-                <w:sz w:val="24"/>
-                <w:szCs w:val="24"/>
-              </w:rPr>
-              <w:t xml:space="preserve">Die Generalstände tagen zum letzten Mal. Danach regieren die Könige 175 Jahre ohne sie.</w:t>
+                <w:sz w:val="22"/>
+                <w:szCs w:val="22"/>
+              </w:rPr>
+              <w:t xml:space="preserve">Der Krieg in Amerika kostet viel Geld. Frankreich macht hohe Schulden.</w:t>
             </w:r>
           </w:p>
         </w:tc>
@@ -540,11 +605,11 @@
       <w:tr>
         <w:trPr>
           <w:cantSplit/>
-          <w:trHeight w:val="1250" w:hRule="atLeast"/>
+          <w:trHeight w:val="680" w:hRule="atLeast"/>
         </w:trPr>
         <w:tc>
           <w:tcPr>
-            <w:tcW w:type="dxa" w:w="2500"/>
+            <w:tcW w:type="dxa" w:w="2000"/>
             <w:tcBorders>
               <w:top w:val="none" w:color="FFFFFF" w:sz="0"/>
               <w:left w:val="none" w:color="FFFFFF" w:sz="0"/>
@@ -552,23 +617,23 @@
               <w:right w:val="none" w:color="FFFFFF" w:sz="0"/>
             </w:tcBorders>
             <w:tcMar>
-              <w:top w:type="dxa" w:w="60"/>
+              <w:top w:type="dxa" w:w="20"/>
               <w:left w:type="dxa" w:w="80"/>
-              <w:bottom w:type="dxa" w:w="260"/>
-              <w:right w:type="dxa" w:w="160"/>
-            </w:tcMar>
-            <w:vAlign w:val="center"/>
-          </w:tcPr>
-          <w:p>
-            <w:pPr>
-              <w:spacing w:after="0" w:before="0"/>
-            </w:pPr>
-            <w:r>
-              <w:rPr>
-                <w:rFonts w:ascii="Calibri" w:cs="Calibri" w:eastAsia="Calibri" w:hAnsi="Calibri"/>
-                <w:color w:val="000000"/>
-                <w:sz w:val="26"/>
-                <w:szCs w:val="26"/>
+              <w:bottom w:type="dxa" w:w="20"/>
+              <w:right w:type="dxa" w:w="120"/>
+            </w:tcMar>
+            <w:vAlign w:val="bottom"/>
+          </w:tcPr>
+          <w:p>
+            <w:pPr>
+              <w:spacing w:after="0" w:before="0"/>
+            </w:pPr>
+            <w:r>
+              <w:rPr>
+                <w:rFonts w:ascii="Calibri" w:cs="Calibri" w:eastAsia="Calibri" w:hAnsi="Calibri"/>
+                <w:color w:val="000000"/>
+                <w:sz w:val="22"/>
+                <w:szCs w:val="22"/>
               </w:rPr>
               <w:t xml:space="preserve"/>
             </w:r>
@@ -576,7 +641,7 @@
         </w:tc>
         <w:tc>
           <w:tcPr>
-            <w:tcW w:type="dxa" w:w="600"/>
+            <w:tcW w:type="dxa" w:w="500"/>
             <w:tcBorders>
               <w:top w:val="none" w:color="FFFFFF" w:sz="0"/>
               <w:left w:val="none" w:color="FFFFFF" w:sz="0"/>
@@ -602,8 +667,8 @@
                 <w:b/>
                 <w:bCs/>
                 <w:color w:val="1E2761"/>
-                <w:sz w:val="28"/>
-                <w:szCs w:val="28"/>
+                <w:sz w:val="22"/>
+                <w:szCs w:val="22"/>
               </w:rPr>
               <w:t xml:space="preserve">│</w:t>
             </w:r>
@@ -611,19 +676,19 @@
         </w:tc>
         <w:tc>
           <w:tcPr>
-            <w:tcW w:type="dxa" w:w="7106"/>
+            <w:tcW w:type="dxa" w:w="7706"/>
             <w:tcBorders>
               <w:top w:val="single" w:color="B9C6E8" w:sz="6"/>
               <w:left w:val="single" w:color="B9C6E8" w:sz="6"/>
               <w:bottom w:val="single" w:color="B9C6E8" w:sz="6"/>
               <w:right w:val="single" w:color="B9C6E8" w:sz="6"/>
             </w:tcBorders>
-            <w:shd w:fill="F4F7FD" w:color="auto" w:val="clear"/>
-            <w:tcMar>
-              <w:top w:type="dxa" w:w="80"/>
-              <w:left w:type="dxa" w:w="160"/>
-              <w:bottom w:type="dxa" w:w="80"/>
-              <w:right w:type="dxa" w:w="160"/>
+            <w:shd w:fill="EAF0FA" w:color="auto" w:val="clear"/>
+            <w:tcMar>
+              <w:top w:type="dxa" w:w="30"/>
+              <w:left w:type="dxa" w:w="140"/>
+              <w:bottom w:type="dxa" w:w="30"/>
+              <w:right w:type="dxa" w:w="140"/>
             </w:tcMar>
             <w:vAlign w:val="center"/>
           </w:tcPr>
@@ -635,10 +700,10 @@
               <w:rPr>
                 <w:rFonts w:ascii="Calibri" w:cs="Calibri" w:eastAsia="Calibri" w:hAnsi="Calibri"/>
                 <w:color w:val="000000"/>
-                <w:sz w:val="24"/>
-                <w:szCs w:val="24"/>
-              </w:rPr>
-              <w:t xml:space="preserve">Der Krieg in Amerika kostet viel Geld. Frankreich macht hohe Schulden.</w:t>
+                <w:sz w:val="22"/>
+                <w:szCs w:val="22"/>
+              </w:rPr>
+              <w:t xml:space="preserve">Der Plan, dass auch Adel und Klerus Steuern zahlen, scheitert.</w:t>
             </w:r>
           </w:p>
         </w:tc>
@@ -646,11 +711,11 @@
       <w:tr>
         <w:trPr>
           <w:cantSplit/>
-          <w:trHeight w:val="1250" w:hRule="atLeast"/>
+          <w:trHeight w:val="680" w:hRule="atLeast"/>
         </w:trPr>
         <w:tc>
           <w:tcPr>
-            <w:tcW w:type="dxa" w:w="2500"/>
+            <w:tcW w:type="dxa" w:w="2000"/>
             <w:tcBorders>
               <w:top w:val="none" w:color="FFFFFF" w:sz="0"/>
               <w:left w:val="none" w:color="FFFFFF" w:sz="0"/>
@@ -658,23 +723,23 @@
               <w:right w:val="none" w:color="FFFFFF" w:sz="0"/>
             </w:tcBorders>
             <w:tcMar>
-              <w:top w:type="dxa" w:w="60"/>
+              <w:top w:type="dxa" w:w="20"/>
               <w:left w:type="dxa" w:w="80"/>
-              <w:bottom w:type="dxa" w:w="260"/>
-              <w:right w:type="dxa" w:w="160"/>
-            </w:tcMar>
-            <w:vAlign w:val="center"/>
-          </w:tcPr>
-          <w:p>
-            <w:pPr>
-              <w:spacing w:after="0" w:before="0"/>
-            </w:pPr>
-            <w:r>
-              <w:rPr>
-                <w:rFonts w:ascii="Calibri" w:cs="Calibri" w:eastAsia="Calibri" w:hAnsi="Calibri"/>
-                <w:color w:val="000000"/>
-                <w:sz w:val="26"/>
-                <w:szCs w:val="26"/>
+              <w:bottom w:type="dxa" w:w="20"/>
+              <w:right w:type="dxa" w:w="120"/>
+            </w:tcMar>
+            <w:vAlign w:val="bottom"/>
+          </w:tcPr>
+          <w:p>
+            <w:pPr>
+              <w:spacing w:after="0" w:before="0"/>
+            </w:pPr>
+            <w:r>
+              <w:rPr>
+                <w:rFonts w:ascii="Calibri" w:cs="Calibri" w:eastAsia="Calibri" w:hAnsi="Calibri"/>
+                <w:color w:val="000000"/>
+                <w:sz w:val="22"/>
+                <w:szCs w:val="22"/>
               </w:rPr>
               <w:t xml:space="preserve"/>
             </w:r>
@@ -682,7 +747,7 @@
         </w:tc>
         <w:tc>
           <w:tcPr>
-            <w:tcW w:type="dxa" w:w="600"/>
+            <w:tcW w:type="dxa" w:w="500"/>
             <w:tcBorders>
               <w:top w:val="none" w:color="FFFFFF" w:sz="0"/>
               <w:left w:val="none" w:color="FFFFFF" w:sz="0"/>
@@ -708,8 +773,8 @@
                 <w:b/>
                 <w:bCs/>
                 <w:color w:val="1E2761"/>
-                <w:sz w:val="28"/>
-                <w:szCs w:val="28"/>
+                <w:sz w:val="22"/>
+                <w:szCs w:val="22"/>
               </w:rPr>
               <w:t xml:space="preserve">│</w:t>
             </w:r>
@@ -717,19 +782,19 @@
         </w:tc>
         <w:tc>
           <w:tcPr>
-            <w:tcW w:type="dxa" w:w="7106"/>
+            <w:tcW w:type="dxa" w:w="7706"/>
             <w:tcBorders>
               <w:top w:val="single" w:color="B9C6E8" w:sz="6"/>
               <w:left w:val="single" w:color="B9C6E8" w:sz="6"/>
               <w:bottom w:val="single" w:color="B9C6E8" w:sz="6"/>
               <w:right w:val="single" w:color="B9C6E8" w:sz="6"/>
             </w:tcBorders>
-            <w:shd w:fill="EAF0FA" w:color="auto" w:val="clear"/>
-            <w:tcMar>
-              <w:top w:type="dxa" w:w="80"/>
-              <w:left w:type="dxa" w:w="160"/>
-              <w:bottom w:type="dxa" w:w="80"/>
-              <w:right w:type="dxa" w:w="160"/>
+            <w:shd w:fill="F4F7FD" w:color="auto" w:val="clear"/>
+            <w:tcMar>
+              <w:top w:type="dxa" w:w="30"/>
+              <w:left w:type="dxa" w:w="140"/>
+              <w:bottom w:type="dxa" w:w="30"/>
+              <w:right w:type="dxa" w:w="140"/>
             </w:tcMar>
             <w:vAlign w:val="center"/>
           </w:tcPr>
@@ -741,10 +806,10 @@
               <w:rPr>
                 <w:rFonts w:ascii="Calibri" w:cs="Calibri" w:eastAsia="Calibri" w:hAnsi="Calibri"/>
                 <w:color w:val="000000"/>
-                <w:sz w:val="24"/>
-                <w:szCs w:val="24"/>
-              </w:rPr>
-              <w:t xml:space="preserve">Der Plan, dass auch Adel und Klerus Steuern zahlen, scheitert.</w:t>
+                <w:sz w:val="22"/>
+                <w:szCs w:val="22"/>
+              </w:rPr>
+              <w:t xml:space="preserve">Missernte, das Brot wird teurer, der Staatsbankrott droht.</w:t>
             </w:r>
           </w:p>
         </w:tc>
@@ -752,11 +817,11 @@
       <w:tr>
         <w:trPr>
           <w:cantSplit/>
-          <w:trHeight w:val="1250" w:hRule="atLeast"/>
+          <w:trHeight w:val="680" w:hRule="atLeast"/>
         </w:trPr>
         <w:tc>
           <w:tcPr>
-            <w:tcW w:type="dxa" w:w="2500"/>
+            <w:tcW w:type="dxa" w:w="2000"/>
             <w:tcBorders>
               <w:top w:val="none" w:color="FFFFFF" w:sz="0"/>
               <w:left w:val="none" w:color="FFFFFF" w:sz="0"/>
@@ -764,23 +829,23 @@
               <w:right w:val="none" w:color="FFFFFF" w:sz="0"/>
             </w:tcBorders>
             <w:tcMar>
-              <w:top w:type="dxa" w:w="60"/>
+              <w:top w:type="dxa" w:w="20"/>
               <w:left w:type="dxa" w:w="80"/>
-              <w:bottom w:type="dxa" w:w="260"/>
-              <w:right w:type="dxa" w:w="160"/>
-            </w:tcMar>
-            <w:vAlign w:val="center"/>
-          </w:tcPr>
-          <w:p>
-            <w:pPr>
-              <w:spacing w:after="0" w:before="0"/>
-            </w:pPr>
-            <w:r>
-              <w:rPr>
-                <w:rFonts w:ascii="Calibri" w:cs="Calibri" w:eastAsia="Calibri" w:hAnsi="Calibri"/>
-                <w:color w:val="000000"/>
-                <w:sz w:val="26"/>
-                <w:szCs w:val="26"/>
+              <w:bottom w:type="dxa" w:w="20"/>
+              <w:right w:type="dxa" w:w="120"/>
+            </w:tcMar>
+            <w:vAlign w:val="bottom"/>
+          </w:tcPr>
+          <w:p>
+            <w:pPr>
+              <w:spacing w:after="0" w:before="0"/>
+            </w:pPr>
+            <w:r>
+              <w:rPr>
+                <w:rFonts w:ascii="Calibri" w:cs="Calibri" w:eastAsia="Calibri" w:hAnsi="Calibri"/>
+                <w:color w:val="000000"/>
+                <w:sz w:val="22"/>
+                <w:szCs w:val="22"/>
               </w:rPr>
               <w:t xml:space="preserve"/>
             </w:r>
@@ -788,7 +853,7 @@
         </w:tc>
         <w:tc>
           <w:tcPr>
-            <w:tcW w:type="dxa" w:w="600"/>
+            <w:tcW w:type="dxa" w:w="500"/>
             <w:tcBorders>
               <w:top w:val="none" w:color="FFFFFF" w:sz="0"/>
               <w:left w:val="none" w:color="FFFFFF" w:sz="0"/>
@@ -814,8 +879,8 @@
                 <w:b/>
                 <w:bCs/>
                 <w:color w:val="1E2761"/>
-                <w:sz w:val="28"/>
-                <w:szCs w:val="28"/>
+                <w:sz w:val="22"/>
+                <w:szCs w:val="22"/>
               </w:rPr>
               <w:t xml:space="preserve">│</w:t>
             </w:r>
@@ -823,19 +888,19 @@
         </w:tc>
         <w:tc>
           <w:tcPr>
-            <w:tcW w:type="dxa" w:w="7106"/>
+            <w:tcW w:type="dxa" w:w="7706"/>
             <w:tcBorders>
               <w:top w:val="single" w:color="B9C6E8" w:sz="6"/>
               <w:left w:val="single" w:color="B9C6E8" w:sz="6"/>
               <w:bottom w:val="single" w:color="B9C6E8" w:sz="6"/>
               <w:right w:val="single" w:color="B9C6E8" w:sz="6"/>
             </w:tcBorders>
-            <w:shd w:fill="F4F7FD" w:color="auto" w:val="clear"/>
-            <w:tcMar>
-              <w:top w:type="dxa" w:w="80"/>
-              <w:left w:type="dxa" w:w="160"/>
-              <w:bottom w:type="dxa" w:w="80"/>
-              <w:right w:type="dxa" w:w="160"/>
+            <w:shd w:fill="EAF0FA" w:color="auto" w:val="clear"/>
+            <w:tcMar>
+              <w:top w:type="dxa" w:w="30"/>
+              <w:left w:type="dxa" w:w="140"/>
+              <w:bottom w:type="dxa" w:w="30"/>
+              <w:right w:type="dxa" w:w="140"/>
             </w:tcMar>
             <w:vAlign w:val="center"/>
           </w:tcPr>
@@ -847,10 +912,10 @@
               <w:rPr>
                 <w:rFonts w:ascii="Calibri" w:cs="Calibri" w:eastAsia="Calibri" w:hAnsi="Calibri"/>
                 <w:color w:val="000000"/>
-                <w:sz w:val="24"/>
-                <w:szCs w:val="24"/>
-              </w:rPr>
-              <w:t xml:space="preserve">Missernte, das Brot wird teurer, der Staatsbankrott droht.</w:t>
+                <w:sz w:val="22"/>
+                <w:szCs w:val="22"/>
+              </w:rPr>
+              <w:t xml:space="preserve">Der König kündigt die Generalstände an.</w:t>
             </w:r>
           </w:p>
         </w:tc>
@@ -858,11 +923,11 @@
       <w:tr>
         <w:trPr>
           <w:cantSplit/>
-          <w:trHeight w:val="1250" w:hRule="atLeast"/>
+          <w:trHeight w:val="680" w:hRule="atLeast"/>
         </w:trPr>
         <w:tc>
           <w:tcPr>
-            <w:tcW w:type="dxa" w:w="2500"/>
+            <w:tcW w:type="dxa" w:w="2000"/>
             <w:tcBorders>
               <w:top w:val="none" w:color="FFFFFF" w:sz="0"/>
               <w:left w:val="none" w:color="FFFFFF" w:sz="0"/>
@@ -870,23 +935,23 @@
               <w:right w:val="none" w:color="FFFFFF" w:sz="0"/>
             </w:tcBorders>
             <w:tcMar>
-              <w:top w:type="dxa" w:w="60"/>
+              <w:top w:type="dxa" w:w="20"/>
               <w:left w:type="dxa" w:w="80"/>
-              <w:bottom w:type="dxa" w:w="260"/>
-              <w:right w:type="dxa" w:w="160"/>
-            </w:tcMar>
-            <w:vAlign w:val="center"/>
-          </w:tcPr>
-          <w:p>
-            <w:pPr>
-              <w:spacing w:after="0" w:before="0"/>
-            </w:pPr>
-            <w:r>
-              <w:rPr>
-                <w:rFonts w:ascii="Calibri" w:cs="Calibri" w:eastAsia="Calibri" w:hAnsi="Calibri"/>
-                <w:color w:val="000000"/>
-                <w:sz w:val="26"/>
-                <w:szCs w:val="26"/>
+              <w:bottom w:type="dxa" w:w="20"/>
+              <w:right w:type="dxa" w:w="120"/>
+            </w:tcMar>
+            <w:vAlign w:val="bottom"/>
+          </w:tcPr>
+          <w:p>
+            <w:pPr>
+              <w:spacing w:after="0" w:before="0"/>
+            </w:pPr>
+            <w:r>
+              <w:rPr>
+                <w:rFonts w:ascii="Calibri" w:cs="Calibri" w:eastAsia="Calibri" w:hAnsi="Calibri"/>
+                <w:color w:val="000000"/>
+                <w:sz w:val="22"/>
+                <w:szCs w:val="22"/>
               </w:rPr>
               <w:t xml:space="preserve"/>
             </w:r>
@@ -894,7 +959,7 @@
         </w:tc>
         <w:tc>
           <w:tcPr>
-            <w:tcW w:type="dxa" w:w="600"/>
+            <w:tcW w:type="dxa" w:w="500"/>
             <w:tcBorders>
               <w:top w:val="none" w:color="FFFFFF" w:sz="0"/>
               <w:left w:val="none" w:color="FFFFFF" w:sz="0"/>
@@ -920,8 +985,8 @@
                 <w:b/>
                 <w:bCs/>
                 <w:color w:val="1E2761"/>
-                <w:sz w:val="28"/>
-                <w:szCs w:val="28"/>
+                <w:sz w:val="22"/>
+                <w:szCs w:val="22"/>
               </w:rPr>
               <w:t xml:space="preserve">│</w:t>
             </w:r>
@@ -929,19 +994,19 @@
         </w:tc>
         <w:tc>
           <w:tcPr>
-            <w:tcW w:type="dxa" w:w="7106"/>
+            <w:tcW w:type="dxa" w:w="7706"/>
             <w:tcBorders>
               <w:top w:val="single" w:color="B9C6E8" w:sz="6"/>
               <w:left w:val="single" w:color="B9C6E8" w:sz="6"/>
               <w:bottom w:val="single" w:color="B9C6E8" w:sz="6"/>
               <w:right w:val="single" w:color="B9C6E8" w:sz="6"/>
             </w:tcBorders>
-            <w:shd w:fill="EAF0FA" w:color="auto" w:val="clear"/>
-            <w:tcMar>
-              <w:top w:type="dxa" w:w="80"/>
-              <w:left w:type="dxa" w:w="160"/>
-              <w:bottom w:type="dxa" w:w="80"/>
-              <w:right w:type="dxa" w:w="160"/>
+            <w:shd w:fill="F4F7FD" w:color="auto" w:val="clear"/>
+            <w:tcMar>
+              <w:top w:type="dxa" w:w="30"/>
+              <w:left w:type="dxa" w:w="140"/>
+              <w:bottom w:type="dxa" w:w="30"/>
+              <w:right w:type="dxa" w:w="140"/>
             </w:tcMar>
             <w:vAlign w:val="center"/>
           </w:tcPr>
@@ -953,10 +1018,10 @@
               <w:rPr>
                 <w:rFonts w:ascii="Calibri" w:cs="Calibri" w:eastAsia="Calibri" w:hAnsi="Calibri"/>
                 <w:color w:val="000000"/>
-                <w:sz w:val="24"/>
-                <w:szCs w:val="24"/>
-              </w:rPr>
-              <w:t xml:space="preserve">Der König kündigt die Generalstände an.</w:t>
+                <w:sz w:val="22"/>
+                <w:szCs w:val="22"/>
+              </w:rPr>
+              <w:t xml:space="preserve">Die Abgeordneten werden gewählt. Die Menschen schreiben ihre Beschwerdehefte.</w:t>
             </w:r>
           </w:p>
         </w:tc>
@@ -964,11 +1029,11 @@
       <w:tr>
         <w:trPr>
           <w:cantSplit/>
-          <w:trHeight w:val="1250" w:hRule="atLeast"/>
+          <w:trHeight w:val="680" w:hRule="atLeast"/>
         </w:trPr>
         <w:tc>
           <w:tcPr>
-            <w:tcW w:type="dxa" w:w="2500"/>
+            <w:tcW w:type="dxa" w:w="2000"/>
             <w:tcBorders>
               <w:top w:val="none" w:color="FFFFFF" w:sz="0"/>
               <w:left w:val="none" w:color="FFFFFF" w:sz="0"/>
@@ -976,23 +1041,23 @@
               <w:right w:val="none" w:color="FFFFFF" w:sz="0"/>
             </w:tcBorders>
             <w:tcMar>
-              <w:top w:type="dxa" w:w="60"/>
+              <w:top w:type="dxa" w:w="20"/>
               <w:left w:type="dxa" w:w="80"/>
-              <w:bottom w:type="dxa" w:w="260"/>
-              <w:right w:type="dxa" w:w="160"/>
-            </w:tcMar>
-            <w:vAlign w:val="center"/>
-          </w:tcPr>
-          <w:p>
-            <w:pPr>
-              <w:spacing w:after="0" w:before="0"/>
-            </w:pPr>
-            <w:r>
-              <w:rPr>
-                <w:rFonts w:ascii="Calibri" w:cs="Calibri" w:eastAsia="Calibri" w:hAnsi="Calibri"/>
-                <w:color w:val="000000"/>
-                <w:sz w:val="26"/>
-                <w:szCs w:val="26"/>
+              <w:bottom w:type="dxa" w:w="20"/>
+              <w:right w:type="dxa" w:w="120"/>
+            </w:tcMar>
+            <w:vAlign w:val="bottom"/>
+          </w:tcPr>
+          <w:p>
+            <w:pPr>
+              <w:spacing w:after="0" w:before="0"/>
+            </w:pPr>
+            <w:r>
+              <w:rPr>
+                <w:rFonts w:ascii="Calibri" w:cs="Calibri" w:eastAsia="Calibri" w:hAnsi="Calibri"/>
+                <w:color w:val="000000"/>
+                <w:sz w:val="22"/>
+                <w:szCs w:val="22"/>
               </w:rPr>
               <w:t xml:space="preserve"/>
             </w:r>
@@ -1000,7 +1065,7 @@
         </w:tc>
         <w:tc>
           <w:tcPr>
-            <w:tcW w:type="dxa" w:w="600"/>
+            <w:tcW w:type="dxa" w:w="500"/>
             <w:tcBorders>
               <w:top w:val="none" w:color="FFFFFF" w:sz="0"/>
               <w:left w:val="none" w:color="FFFFFF" w:sz="0"/>
@@ -1026,28 +1091,28 @@
                 <w:b/>
                 <w:bCs/>
                 <w:color w:val="1E2761"/>
-                <w:sz w:val="28"/>
-                <w:szCs w:val="28"/>
-              </w:rPr>
-              <w:t xml:space="preserve">│</w:t>
-            </w:r>
-          </w:p>
-        </w:tc>
-        <w:tc>
-          <w:tcPr>
-            <w:tcW w:type="dxa" w:w="7106"/>
+                <w:sz w:val="22"/>
+                <w:szCs w:val="22"/>
+              </w:rPr>
+              <w:t xml:space="preserve">▲</w:t>
+            </w:r>
+          </w:p>
+        </w:tc>
+        <w:tc>
+          <w:tcPr>
+            <w:tcW w:type="dxa" w:w="7706"/>
             <w:tcBorders>
               <w:top w:val="single" w:color="B9C6E8" w:sz="6"/>
               <w:left w:val="single" w:color="B9C6E8" w:sz="6"/>
               <w:bottom w:val="single" w:color="B9C6E8" w:sz="6"/>
               <w:right w:val="single" w:color="B9C6E8" w:sz="6"/>
             </w:tcBorders>
-            <w:shd w:fill="F4F7FD" w:color="auto" w:val="clear"/>
-            <w:tcMar>
-              <w:top w:type="dxa" w:w="80"/>
-              <w:left w:type="dxa" w:w="160"/>
-              <w:bottom w:type="dxa" w:w="80"/>
-              <w:right w:type="dxa" w:w="160"/>
+            <w:shd w:fill="EAF0FA" w:color="auto" w:val="clear"/>
+            <w:tcMar>
+              <w:top w:type="dxa" w:w="30"/>
+              <w:left w:type="dxa" w:w="140"/>
+              <w:bottom w:type="dxa" w:w="30"/>
+              <w:right w:type="dxa" w:w="140"/>
             </w:tcMar>
             <w:vAlign w:val="center"/>
           </w:tcPr>
@@ -1059,114 +1124,8 @@
               <w:rPr>
                 <w:rFonts w:ascii="Calibri" w:cs="Calibri" w:eastAsia="Calibri" w:hAnsi="Calibri"/>
                 <w:color w:val="000000"/>
-                <w:sz w:val="24"/>
-                <w:szCs w:val="24"/>
-              </w:rPr>
-              <w:t xml:space="preserve">Die Abgeordneten werden gewählt. Die Menschen schreiben ihre Beschwerdehefte.</w:t>
-            </w:r>
-          </w:p>
-        </w:tc>
-      </w:tr>
-      <w:tr>
-        <w:trPr>
-          <w:cantSplit/>
-          <w:trHeight w:val="1250" w:hRule="atLeast"/>
-        </w:trPr>
-        <w:tc>
-          <w:tcPr>
-            <w:tcW w:type="dxa" w:w="2500"/>
-            <w:tcBorders>
-              <w:top w:val="none" w:color="FFFFFF" w:sz="0"/>
-              <w:left w:val="none" w:color="FFFFFF" w:sz="0"/>
-              <w:bottom w:val="single" w:color="8A96B5" w:sz="8"/>
-              <w:right w:val="none" w:color="FFFFFF" w:sz="0"/>
-            </w:tcBorders>
-            <w:tcMar>
-              <w:top w:type="dxa" w:w="60"/>
-              <w:left w:type="dxa" w:w="80"/>
-              <w:bottom w:type="dxa" w:w="260"/>
-              <w:right w:type="dxa" w:w="160"/>
-            </w:tcMar>
-            <w:vAlign w:val="center"/>
-          </w:tcPr>
-          <w:p>
-            <w:pPr>
-              <w:spacing w:after="0" w:before="0"/>
-            </w:pPr>
-            <w:r>
-              <w:rPr>
-                <w:rFonts w:ascii="Calibri" w:cs="Calibri" w:eastAsia="Calibri" w:hAnsi="Calibri"/>
-                <w:color w:val="000000"/>
-                <w:sz w:val="26"/>
-                <w:szCs w:val="26"/>
-              </w:rPr>
-              <w:t xml:space="preserve"/>
-            </w:r>
-          </w:p>
-        </w:tc>
-        <w:tc>
-          <w:tcPr>
-            <w:tcW w:type="dxa" w:w="600"/>
-            <w:tcBorders>
-              <w:top w:val="none" w:color="FFFFFF" w:sz="0"/>
-              <w:left w:val="none" w:color="FFFFFF" w:sz="0"/>
-              <w:bottom w:val="none" w:color="FFFFFF" w:sz="0"/>
-              <w:right w:val="none" w:color="FFFFFF" w:sz="0"/>
-            </w:tcBorders>
-            <w:tcMar>
-              <w:top w:type="dxa" w:w="0"/>
-              <w:left w:type="dxa" w:w="0"/>
-              <w:bottom w:type="dxa" w:w="0"/>
-              <w:right w:type="dxa" w:w="0"/>
-            </w:tcMar>
-            <w:vAlign w:val="center"/>
-          </w:tcPr>
-          <w:p>
-            <w:pPr>
-              <w:spacing w:after="0" w:before="0"/>
-              <w:jc w:val="center"/>
-            </w:pPr>
-            <w:r>
-              <w:rPr>
-                <w:rFonts w:ascii="Calibri" w:cs="Calibri" w:eastAsia="Calibri" w:hAnsi="Calibri"/>
-                <w:b/>
-                <w:bCs/>
-                <w:color w:val="1E2761"/>
-                <w:sz w:val="28"/>
-                <w:szCs w:val="28"/>
-              </w:rPr>
-              <w:t xml:space="preserve">▲</w:t>
-            </w:r>
-          </w:p>
-        </w:tc>
-        <w:tc>
-          <w:tcPr>
-            <w:tcW w:type="dxa" w:w="7106"/>
-            <w:tcBorders>
-              <w:top w:val="single" w:color="B9C6E8" w:sz="6"/>
-              <w:left w:val="single" w:color="B9C6E8" w:sz="6"/>
-              <w:bottom w:val="single" w:color="B9C6E8" w:sz="6"/>
-              <w:right w:val="single" w:color="B9C6E8" w:sz="6"/>
-            </w:tcBorders>
-            <w:shd w:fill="EAF0FA" w:color="auto" w:val="clear"/>
-            <w:tcMar>
-              <w:top w:type="dxa" w:w="80"/>
-              <w:left w:type="dxa" w:w="160"/>
-              <w:bottom w:type="dxa" w:w="80"/>
-              <w:right w:type="dxa" w:w="160"/>
-            </w:tcMar>
-            <w:vAlign w:val="center"/>
-          </w:tcPr>
-          <w:p>
-            <w:pPr>
-              <w:spacing w:after="0" w:before="0"/>
-            </w:pPr>
-            <w:r>
-              <w:rPr>
-                <w:rFonts w:ascii="Calibri" w:cs="Calibri" w:eastAsia="Calibri" w:hAnsi="Calibri"/>
-                <w:color w:val="000000"/>
-                <w:sz w:val="24"/>
-                <w:szCs w:val="24"/>
+                <w:sz w:val="22"/>
+                <w:szCs w:val="22"/>
               </w:rPr>
               <w:t xml:space="preserve">Der König eröffnet die Generalstände in Versailles.</w:t>
             </w:r>
@@ -1177,7 +1136,7 @@
     <w:sectPr>
       <w:footerReference w:type="default" r:id="rId6"/>
       <w:pgSz w:w="11906" w:h="16838" w:orient="portrait"/>
-      <w:pgMar w:top="900" w:right="850" w:bottom="800" w:left="850" w:header="708" w:footer="708" w:gutter="0"/>
+      <w:pgMar w:top="650" w:right="850" w:bottom="600" w:left="850" w:header="708" w:footer="708" w:gutter="0"/>
       <w:pgNumType/>
       <w:docGrid w:linePitch="360"/>
     </w:sectPr>
@@ -1383,8 +1342,8 @@
     <w:rPrDefault>
       <w:rPr>
         <w:rFonts w:ascii="Calibri" w:cs="Calibri" w:eastAsia="Calibri" w:hAnsi="Calibri"/>
-        <w:sz w:val="26"/>
-        <w:szCs w:val="26"/>
+        <w:sz w:val="22"/>
+        <w:szCs w:val="22"/>
       </w:rPr>
     </w:rPrDefault>
     <w:pPrDefault/>

--- a/Geschichte_8/Generalstaende_Stunde1/Text_Wie_kam_es_zu_den_Generalstaenden.docx
+++ b/Geschichte_8/Generalstaende_Stunde1/Text_Wie_kam_es_zu_den_Generalstaenden.docx
@@ -76,7 +76,7 @@
           <w:sz w:val="24"/>
           <w:szCs w:val="24"/>
         </w:rPr>
-        <w:t xml:space="preserve">Im Frühjahr 1789 werden Abgeordnete gewählt. In jeder Gemeinde schreiben die Menschen ihre Klagen in Beschwerdehefte: über Steuern, Abgaben und Hunger. Am 5. Mai 1789 eröffnet der König die Generalstände in Versailles. Es kommen etwa 290 Vertreter des Klerus, 270 des Adels und 580 des Dritten Standes (Bauern und Bürger).</w:t>
+        <w:t xml:space="preserve">Im Frühjahr 1789 werden Abgeordnete gewählt. In jeder Gemeinde schreiben die Menschen ihre Klagen in Beschwerdehefte: über Steuern, Abgaben und Hunger. Am 5. Mai 1789 eröffnet der König die Generalstände in Versailles. Es kommen etwa 290 Vertreter des Klerus, 270 des Adels und 580 des Dritten Standes (Bauern und Bürger). Wie abgestimmt wird, ist noch offen: Früher hatte jeder Stand eine Stimme. Der Dritte Stand (Bauern und Bürger) fordert, dass jeder Abgeordnete eine Stimme hat.</w:t>
       </w:r>
     </w:p>
     <w:tbl>

--- a/Geschichte_8/Generalstaende_Stunde1/Text_Wie_kam_es_zu_den_Generalstaenden.docx
+++ b/Geschichte_8/Generalstaende_Stunde1/Text_Wie_kam_es_zu_den_Generalstaenden.docx
@@ -351,7 +351,7 @@
                 <w:sz w:val="20"/>
                 <w:szCs w:val="20"/>
               </w:rPr>
-              <w:t xml:space="preserve">1  Lies den Text und unterstreiche alle Jahreszahlen.   2  Trage die Daten unten im Zeitstrahl ein.   3  Überlege: Warum ruft der König die Generalstände ein, obwohl er sie 175 Jahre nicht gebraucht hat?</w:t>
+              <w:t xml:space="preserve">1  Lies den Text und unterstreiche alle Jahreszahlen.   2  Schreibe zu jedem Datum das Ereignis in den Zeitstrahl (Stichworte).   3  Überlege: Warum ruft der König die Generalstände ein, obwohl er sie 175 Jahre nicht gebraucht hat?</w:t>
             </w:r>
           </w:p>
         </w:tc>
@@ -386,44 +386,47 @@
         </w:tblBorders>
       </w:tblPr>
       <w:tblGrid>
-        <w:gridCol w:w="2000"/>
+        <w:gridCol w:w="2300"/>
         <w:gridCol w:w="500"/>
-        <w:gridCol w:w="7706"/>
+        <w:gridCol w:w="7406"/>
       </w:tblGrid>
       <w:tr>
         <w:trPr>
           <w:cantSplit/>
-          <w:trHeight w:val="680" w:hRule="atLeast"/>
+          <w:trHeight w:val="700" w:hRule="atLeast"/>
         </w:trPr>
         <w:tc>
           <w:tcPr>
-            <w:tcW w:type="dxa" w:w="2000"/>
-            <w:tcBorders>
-              <w:top w:val="none" w:color="FFFFFF" w:sz="0"/>
-              <w:left w:val="none" w:color="FFFFFF" w:sz="0"/>
-              <w:bottom w:val="single" w:color="8A96B5" w:sz="8"/>
-              <w:right w:val="none" w:color="FFFFFF" w:sz="0"/>
-            </w:tcBorders>
-            <w:tcMar>
-              <w:top w:type="dxa" w:w="20"/>
-              <w:left w:type="dxa" w:w="80"/>
-              <w:bottom w:type="dxa" w:w="20"/>
-              <w:right w:type="dxa" w:w="120"/>
-            </w:tcMar>
-            <w:vAlign w:val="bottom"/>
-          </w:tcPr>
-          <w:p>
-            <w:pPr>
-              <w:spacing w:after="0" w:before="0"/>
-            </w:pPr>
-            <w:r>
-              <w:rPr>
-                <w:rFonts w:ascii="Calibri" w:cs="Calibri" w:eastAsia="Calibri" w:hAnsi="Calibri"/>
-                <w:color w:val="000000"/>
-                <w:sz w:val="22"/>
-                <w:szCs w:val="22"/>
-              </w:rPr>
-              <w:t xml:space="preserve"/>
+            <w:tcW w:type="dxa" w:w="2300"/>
+            <w:tcBorders>
+              <w:top w:val="single" w:color="B9C6E8" w:sz="6"/>
+              <w:left w:val="single" w:color="B9C6E8" w:sz="6"/>
+              <w:bottom w:val="single" w:color="B9C6E8" w:sz="6"/>
+              <w:right w:val="single" w:color="B9C6E8" w:sz="6"/>
+            </w:tcBorders>
+            <w:shd w:fill="EAF0FA" w:color="auto" w:val="clear"/>
+            <w:tcMar>
+              <w:top w:type="dxa" w:w="30"/>
+              <w:left w:type="dxa" w:w="140"/>
+              <w:bottom w:type="dxa" w:w="30"/>
+              <w:right w:type="dxa" w:w="100"/>
+            </w:tcMar>
+            <w:vAlign w:val="center"/>
+          </w:tcPr>
+          <w:p>
+            <w:pPr>
+              <w:spacing w:after="0" w:before="0"/>
+            </w:pPr>
+            <w:r>
+              <w:rPr>
+                <w:rFonts w:ascii="Calibri" w:cs="Calibri" w:eastAsia="Calibri" w:hAnsi="Calibri"/>
+                <w:b/>
+                <w:bCs/>
+                <w:color w:val="D9534F"/>
+                <w:sz w:val="24"/>
+                <w:szCs w:val="24"/>
+              </w:rPr>
+              <w:t xml:space="preserve">1614</w:t>
             </w:r>
           </w:p>
         </w:tc>
@@ -464,19 +467,57 @@
         </w:tc>
         <w:tc>
           <w:tcPr>
-            <w:tcW w:type="dxa" w:w="7706"/>
+            <w:tcW w:type="dxa" w:w="7406"/>
+            <w:tcBorders>
+              <w:top w:val="none" w:color="FFFFFF" w:sz="0"/>
+              <w:left w:val="none" w:color="FFFFFF" w:sz="0"/>
+              <w:bottom w:val="single" w:color="8A96B5" w:sz="8"/>
+              <w:right w:val="none" w:color="FFFFFF" w:sz="0"/>
+            </w:tcBorders>
+            <w:tcMar>
+              <w:top w:type="dxa" w:w="20"/>
+              <w:left w:type="dxa" w:w="120"/>
+              <w:bottom w:type="dxa" w:w="20"/>
+              <w:right w:type="dxa" w:w="80"/>
+            </w:tcMar>
+            <w:vAlign w:val="bottom"/>
+          </w:tcPr>
+          <w:p>
+            <w:pPr>
+              <w:spacing w:after="0" w:before="0"/>
+            </w:pPr>
+            <w:r>
+              <w:rPr>
+                <w:rFonts w:ascii="Calibri" w:cs="Calibri" w:eastAsia="Calibri" w:hAnsi="Calibri"/>
+                <w:color w:val="000000"/>
+                <w:sz w:val="22"/>
+                <w:szCs w:val="22"/>
+              </w:rPr>
+              <w:t xml:space="preserve"/>
+            </w:r>
+          </w:p>
+        </w:tc>
+      </w:tr>
+      <w:tr>
+        <w:trPr>
+          <w:cantSplit/>
+          <w:trHeight w:val="700" w:hRule="atLeast"/>
+        </w:trPr>
+        <w:tc>
+          <w:tcPr>
+            <w:tcW w:type="dxa" w:w="2300"/>
             <w:tcBorders>
               <w:top w:val="single" w:color="B9C6E8" w:sz="6"/>
               <w:left w:val="single" w:color="B9C6E8" w:sz="6"/>
               <w:bottom w:val="single" w:color="B9C6E8" w:sz="6"/>
               <w:right w:val="single" w:color="B9C6E8" w:sz="6"/>
             </w:tcBorders>
-            <w:shd w:fill="EAF0FA" w:color="auto" w:val="clear"/>
+            <w:shd w:fill="F4F7FD" w:color="auto" w:val="clear"/>
             <w:tcMar>
               <w:top w:type="dxa" w:w="30"/>
               <w:left w:type="dxa" w:w="140"/>
               <w:bottom w:type="dxa" w:w="30"/>
-              <w:right w:type="dxa" w:w="140"/>
+              <w:right w:type="dxa" w:w="100"/>
             </w:tcMar>
             <w:vAlign w:val="center"/>
           </w:tcPr>
@@ -487,49 +528,13 @@
             <w:r>
               <w:rPr>
                 <w:rFonts w:ascii="Calibri" w:cs="Calibri" w:eastAsia="Calibri" w:hAnsi="Calibri"/>
-                <w:color w:val="000000"/>
-                <w:sz w:val="22"/>
-                <w:szCs w:val="22"/>
-              </w:rPr>
-              <w:t xml:space="preserve">Die Generalstände tagen zum letzten Mal. Danach regieren die Könige 175 Jahre ohne sie.</w:t>
-            </w:r>
-          </w:p>
-        </w:tc>
-      </w:tr>
-      <w:tr>
-        <w:trPr>
-          <w:cantSplit/>
-          <w:trHeight w:val="680" w:hRule="atLeast"/>
-        </w:trPr>
-        <w:tc>
-          <w:tcPr>
-            <w:tcW w:type="dxa" w:w="2000"/>
-            <w:tcBorders>
-              <w:top w:val="none" w:color="FFFFFF" w:sz="0"/>
-              <w:left w:val="none" w:color="FFFFFF" w:sz="0"/>
-              <w:bottom w:val="single" w:color="8A96B5" w:sz="8"/>
-              <w:right w:val="none" w:color="FFFFFF" w:sz="0"/>
-            </w:tcBorders>
-            <w:tcMar>
-              <w:top w:type="dxa" w:w="20"/>
-              <w:left w:type="dxa" w:w="80"/>
-              <w:bottom w:type="dxa" w:w="20"/>
-              <w:right w:type="dxa" w:w="120"/>
-            </w:tcMar>
-            <w:vAlign w:val="bottom"/>
-          </w:tcPr>
-          <w:p>
-            <w:pPr>
-              <w:spacing w:after="0" w:before="0"/>
-            </w:pPr>
-            <w:r>
-              <w:rPr>
-                <w:rFonts w:ascii="Calibri" w:cs="Calibri" w:eastAsia="Calibri" w:hAnsi="Calibri"/>
-                <w:color w:val="000000"/>
-                <w:sz w:val="22"/>
-                <w:szCs w:val="22"/>
-              </w:rPr>
-              <w:t xml:space="preserve"/>
+                <w:b/>
+                <w:bCs/>
+                <w:color w:val="D9534F"/>
+                <w:sz w:val="24"/>
+                <w:szCs w:val="24"/>
+              </w:rPr>
+              <w:t xml:space="preserve">1778–1783</w:t>
             </w:r>
           </w:p>
         </w:tc>
@@ -570,19 +575,57 @@
         </w:tc>
         <w:tc>
           <w:tcPr>
-            <w:tcW w:type="dxa" w:w="7706"/>
+            <w:tcW w:type="dxa" w:w="7406"/>
+            <w:tcBorders>
+              <w:top w:val="none" w:color="FFFFFF" w:sz="0"/>
+              <w:left w:val="none" w:color="FFFFFF" w:sz="0"/>
+              <w:bottom w:val="single" w:color="8A96B5" w:sz="8"/>
+              <w:right w:val="none" w:color="FFFFFF" w:sz="0"/>
+            </w:tcBorders>
+            <w:tcMar>
+              <w:top w:type="dxa" w:w="20"/>
+              <w:left w:type="dxa" w:w="120"/>
+              <w:bottom w:type="dxa" w:w="20"/>
+              <w:right w:type="dxa" w:w="80"/>
+            </w:tcMar>
+            <w:vAlign w:val="bottom"/>
+          </w:tcPr>
+          <w:p>
+            <w:pPr>
+              <w:spacing w:after="0" w:before="0"/>
+            </w:pPr>
+            <w:r>
+              <w:rPr>
+                <w:rFonts w:ascii="Calibri" w:cs="Calibri" w:eastAsia="Calibri" w:hAnsi="Calibri"/>
+                <w:color w:val="000000"/>
+                <w:sz w:val="22"/>
+                <w:szCs w:val="22"/>
+              </w:rPr>
+              <w:t xml:space="preserve"/>
+            </w:r>
+          </w:p>
+        </w:tc>
+      </w:tr>
+      <w:tr>
+        <w:trPr>
+          <w:cantSplit/>
+          <w:trHeight w:val="700" w:hRule="atLeast"/>
+        </w:trPr>
+        <w:tc>
+          <w:tcPr>
+            <w:tcW w:type="dxa" w:w="2300"/>
             <w:tcBorders>
               <w:top w:val="single" w:color="B9C6E8" w:sz="6"/>
               <w:left w:val="single" w:color="B9C6E8" w:sz="6"/>
               <w:bottom w:val="single" w:color="B9C6E8" w:sz="6"/>
               <w:right w:val="single" w:color="B9C6E8" w:sz="6"/>
             </w:tcBorders>
-            <w:shd w:fill="F4F7FD" w:color="auto" w:val="clear"/>
+            <w:shd w:fill="EAF0FA" w:color="auto" w:val="clear"/>
             <w:tcMar>
               <w:top w:type="dxa" w:w="30"/>
               <w:left w:type="dxa" w:w="140"/>
               <w:bottom w:type="dxa" w:w="30"/>
-              <w:right w:type="dxa" w:w="140"/>
+              <w:right w:type="dxa" w:w="100"/>
             </w:tcMar>
             <w:vAlign w:val="center"/>
           </w:tcPr>
@@ -593,49 +636,13 @@
             <w:r>
               <w:rPr>
                 <w:rFonts w:ascii="Calibri" w:cs="Calibri" w:eastAsia="Calibri" w:hAnsi="Calibri"/>
-                <w:color w:val="000000"/>
-                <w:sz w:val="22"/>
-                <w:szCs w:val="22"/>
-              </w:rPr>
-              <w:t xml:space="preserve">Der Krieg in Amerika kostet viel Geld. Frankreich macht hohe Schulden.</w:t>
-            </w:r>
-          </w:p>
-        </w:tc>
-      </w:tr>
-      <w:tr>
-        <w:trPr>
-          <w:cantSplit/>
-          <w:trHeight w:val="680" w:hRule="atLeast"/>
-        </w:trPr>
-        <w:tc>
-          <w:tcPr>
-            <w:tcW w:type="dxa" w:w="2000"/>
-            <w:tcBorders>
-              <w:top w:val="none" w:color="FFFFFF" w:sz="0"/>
-              <w:left w:val="none" w:color="FFFFFF" w:sz="0"/>
-              <w:bottom w:val="single" w:color="8A96B5" w:sz="8"/>
-              <w:right w:val="none" w:color="FFFFFF" w:sz="0"/>
-            </w:tcBorders>
-            <w:tcMar>
-              <w:top w:type="dxa" w:w="20"/>
-              <w:left w:type="dxa" w:w="80"/>
-              <w:bottom w:type="dxa" w:w="20"/>
-              <w:right w:type="dxa" w:w="120"/>
-            </w:tcMar>
-            <w:vAlign w:val="bottom"/>
-          </w:tcPr>
-          <w:p>
-            <w:pPr>
-              <w:spacing w:after="0" w:before="0"/>
-            </w:pPr>
-            <w:r>
-              <w:rPr>
-                <w:rFonts w:ascii="Calibri" w:cs="Calibri" w:eastAsia="Calibri" w:hAnsi="Calibri"/>
-                <w:color w:val="000000"/>
-                <w:sz w:val="22"/>
-                <w:szCs w:val="22"/>
-              </w:rPr>
-              <w:t xml:space="preserve"/>
+                <w:b/>
+                <w:bCs/>
+                <w:color w:val="D9534F"/>
+                <w:sz w:val="24"/>
+                <w:szCs w:val="24"/>
+              </w:rPr>
+              <w:t xml:space="preserve">1787</w:t>
             </w:r>
           </w:p>
         </w:tc>
@@ -676,19 +683,57 @@
         </w:tc>
         <w:tc>
           <w:tcPr>
-            <w:tcW w:type="dxa" w:w="7706"/>
+            <w:tcW w:type="dxa" w:w="7406"/>
+            <w:tcBorders>
+              <w:top w:val="none" w:color="FFFFFF" w:sz="0"/>
+              <w:left w:val="none" w:color="FFFFFF" w:sz="0"/>
+              <w:bottom w:val="single" w:color="8A96B5" w:sz="8"/>
+              <w:right w:val="none" w:color="FFFFFF" w:sz="0"/>
+            </w:tcBorders>
+            <w:tcMar>
+              <w:top w:type="dxa" w:w="20"/>
+              <w:left w:type="dxa" w:w="120"/>
+              <w:bottom w:type="dxa" w:w="20"/>
+              <w:right w:type="dxa" w:w="80"/>
+            </w:tcMar>
+            <w:vAlign w:val="bottom"/>
+          </w:tcPr>
+          <w:p>
+            <w:pPr>
+              <w:spacing w:after="0" w:before="0"/>
+            </w:pPr>
+            <w:r>
+              <w:rPr>
+                <w:rFonts w:ascii="Calibri" w:cs="Calibri" w:eastAsia="Calibri" w:hAnsi="Calibri"/>
+                <w:color w:val="000000"/>
+                <w:sz w:val="22"/>
+                <w:szCs w:val="22"/>
+              </w:rPr>
+              <w:t xml:space="preserve"/>
+            </w:r>
+          </w:p>
+        </w:tc>
+      </w:tr>
+      <w:tr>
+        <w:trPr>
+          <w:cantSplit/>
+          <w:trHeight w:val="700" w:hRule="atLeast"/>
+        </w:trPr>
+        <w:tc>
+          <w:tcPr>
+            <w:tcW w:type="dxa" w:w="2300"/>
             <w:tcBorders>
               <w:top w:val="single" w:color="B9C6E8" w:sz="6"/>
               <w:left w:val="single" w:color="B9C6E8" w:sz="6"/>
               <w:bottom w:val="single" w:color="B9C6E8" w:sz="6"/>
               <w:right w:val="single" w:color="B9C6E8" w:sz="6"/>
             </w:tcBorders>
-            <w:shd w:fill="EAF0FA" w:color="auto" w:val="clear"/>
+            <w:shd w:fill="F4F7FD" w:color="auto" w:val="clear"/>
             <w:tcMar>
               <w:top w:type="dxa" w:w="30"/>
               <w:left w:type="dxa" w:w="140"/>
               <w:bottom w:type="dxa" w:w="30"/>
-              <w:right w:type="dxa" w:w="140"/>
+              <w:right w:type="dxa" w:w="100"/>
             </w:tcMar>
             <w:vAlign w:val="center"/>
           </w:tcPr>
@@ -699,49 +744,13 @@
             <w:r>
               <w:rPr>
                 <w:rFonts w:ascii="Calibri" w:cs="Calibri" w:eastAsia="Calibri" w:hAnsi="Calibri"/>
-                <w:color w:val="000000"/>
-                <w:sz w:val="22"/>
-                <w:szCs w:val="22"/>
-              </w:rPr>
-              <w:t xml:space="preserve">Der Plan, dass auch Adel und Klerus Steuern zahlen, scheitert.</w:t>
-            </w:r>
-          </w:p>
-        </w:tc>
-      </w:tr>
-      <w:tr>
-        <w:trPr>
-          <w:cantSplit/>
-          <w:trHeight w:val="680" w:hRule="atLeast"/>
-        </w:trPr>
-        <w:tc>
-          <w:tcPr>
-            <w:tcW w:type="dxa" w:w="2000"/>
-            <w:tcBorders>
-              <w:top w:val="none" w:color="FFFFFF" w:sz="0"/>
-              <w:left w:val="none" w:color="FFFFFF" w:sz="0"/>
-              <w:bottom w:val="single" w:color="8A96B5" w:sz="8"/>
-              <w:right w:val="none" w:color="FFFFFF" w:sz="0"/>
-            </w:tcBorders>
-            <w:tcMar>
-              <w:top w:type="dxa" w:w="20"/>
-              <w:left w:type="dxa" w:w="80"/>
-              <w:bottom w:type="dxa" w:w="20"/>
-              <w:right w:type="dxa" w:w="120"/>
-            </w:tcMar>
-            <w:vAlign w:val="bottom"/>
-          </w:tcPr>
-          <w:p>
-            <w:pPr>
-              <w:spacing w:after="0" w:before="0"/>
-            </w:pPr>
-            <w:r>
-              <w:rPr>
-                <w:rFonts w:ascii="Calibri" w:cs="Calibri" w:eastAsia="Calibri" w:hAnsi="Calibri"/>
-                <w:color w:val="000000"/>
-                <w:sz w:val="22"/>
-                <w:szCs w:val="22"/>
-              </w:rPr>
-              <w:t xml:space="preserve"/>
+                <w:b/>
+                <w:bCs/>
+                <w:color w:val="D9534F"/>
+                <w:sz w:val="24"/>
+                <w:szCs w:val="24"/>
+              </w:rPr>
+              <w:t xml:space="preserve">1788</w:t>
             </w:r>
           </w:p>
         </w:tc>
@@ -782,19 +791,57 @@
         </w:tc>
         <w:tc>
           <w:tcPr>
-            <w:tcW w:type="dxa" w:w="7706"/>
+            <w:tcW w:type="dxa" w:w="7406"/>
+            <w:tcBorders>
+              <w:top w:val="none" w:color="FFFFFF" w:sz="0"/>
+              <w:left w:val="none" w:color="FFFFFF" w:sz="0"/>
+              <w:bottom w:val="single" w:color="8A96B5" w:sz="8"/>
+              <w:right w:val="none" w:color="FFFFFF" w:sz="0"/>
+            </w:tcBorders>
+            <w:tcMar>
+              <w:top w:type="dxa" w:w="20"/>
+              <w:left w:type="dxa" w:w="120"/>
+              <w:bottom w:type="dxa" w:w="20"/>
+              <w:right w:type="dxa" w:w="80"/>
+            </w:tcMar>
+            <w:vAlign w:val="bottom"/>
+          </w:tcPr>
+          <w:p>
+            <w:pPr>
+              <w:spacing w:after="0" w:before="0"/>
+            </w:pPr>
+            <w:r>
+              <w:rPr>
+                <w:rFonts w:ascii="Calibri" w:cs="Calibri" w:eastAsia="Calibri" w:hAnsi="Calibri"/>
+                <w:color w:val="000000"/>
+                <w:sz w:val="22"/>
+                <w:szCs w:val="22"/>
+              </w:rPr>
+              <w:t xml:space="preserve"/>
+            </w:r>
+          </w:p>
+        </w:tc>
+      </w:tr>
+      <w:tr>
+        <w:trPr>
+          <w:cantSplit/>
+          <w:trHeight w:val="700" w:hRule="atLeast"/>
+        </w:trPr>
+        <w:tc>
+          <w:tcPr>
+            <w:tcW w:type="dxa" w:w="2300"/>
             <w:tcBorders>
               <w:top w:val="single" w:color="B9C6E8" w:sz="6"/>
               <w:left w:val="single" w:color="B9C6E8" w:sz="6"/>
               <w:bottom w:val="single" w:color="B9C6E8" w:sz="6"/>
               <w:right w:val="single" w:color="B9C6E8" w:sz="6"/>
             </w:tcBorders>
-            <w:shd w:fill="F4F7FD" w:color="auto" w:val="clear"/>
+            <w:shd w:fill="EAF0FA" w:color="auto" w:val="clear"/>
             <w:tcMar>
               <w:top w:type="dxa" w:w="30"/>
               <w:left w:type="dxa" w:w="140"/>
               <w:bottom w:type="dxa" w:w="30"/>
-              <w:right w:type="dxa" w:w="140"/>
+              <w:right w:type="dxa" w:w="100"/>
             </w:tcMar>
             <w:vAlign w:val="center"/>
           </w:tcPr>
@@ -805,49 +852,13 @@
             <w:r>
               <w:rPr>
                 <w:rFonts w:ascii="Calibri" w:cs="Calibri" w:eastAsia="Calibri" w:hAnsi="Calibri"/>
-                <w:color w:val="000000"/>
-                <w:sz w:val="22"/>
-                <w:szCs w:val="22"/>
-              </w:rPr>
-              <w:t xml:space="preserve">Missernte, das Brot wird teurer, der Staatsbankrott droht.</w:t>
-            </w:r>
-          </w:p>
-        </w:tc>
-      </w:tr>
-      <w:tr>
-        <w:trPr>
-          <w:cantSplit/>
-          <w:trHeight w:val="680" w:hRule="atLeast"/>
-        </w:trPr>
-        <w:tc>
-          <w:tcPr>
-            <w:tcW w:type="dxa" w:w="2000"/>
-            <w:tcBorders>
-              <w:top w:val="none" w:color="FFFFFF" w:sz="0"/>
-              <w:left w:val="none" w:color="FFFFFF" w:sz="0"/>
-              <w:bottom w:val="single" w:color="8A96B5" w:sz="8"/>
-              <w:right w:val="none" w:color="FFFFFF" w:sz="0"/>
-            </w:tcBorders>
-            <w:tcMar>
-              <w:top w:type="dxa" w:w="20"/>
-              <w:left w:type="dxa" w:w="80"/>
-              <w:bottom w:type="dxa" w:w="20"/>
-              <w:right w:type="dxa" w:w="120"/>
-            </w:tcMar>
-            <w:vAlign w:val="bottom"/>
-          </w:tcPr>
-          <w:p>
-            <w:pPr>
-              <w:spacing w:after="0" w:before="0"/>
-            </w:pPr>
-            <w:r>
-              <w:rPr>
-                <w:rFonts w:ascii="Calibri" w:cs="Calibri" w:eastAsia="Calibri" w:hAnsi="Calibri"/>
-                <w:color w:val="000000"/>
-                <w:sz w:val="22"/>
-                <w:szCs w:val="22"/>
-              </w:rPr>
-              <w:t xml:space="preserve"/>
+                <w:b/>
+                <w:bCs/>
+                <w:color w:val="D9534F"/>
+                <w:sz w:val="24"/>
+                <w:szCs w:val="24"/>
+              </w:rPr>
+              <w:t xml:space="preserve">August 1788</w:t>
             </w:r>
           </w:p>
         </w:tc>
@@ -888,19 +899,57 @@
         </w:tc>
         <w:tc>
           <w:tcPr>
-            <w:tcW w:type="dxa" w:w="7706"/>
+            <w:tcW w:type="dxa" w:w="7406"/>
+            <w:tcBorders>
+              <w:top w:val="none" w:color="FFFFFF" w:sz="0"/>
+              <w:left w:val="none" w:color="FFFFFF" w:sz="0"/>
+              <w:bottom w:val="single" w:color="8A96B5" w:sz="8"/>
+              <w:right w:val="none" w:color="FFFFFF" w:sz="0"/>
+            </w:tcBorders>
+            <w:tcMar>
+              <w:top w:type="dxa" w:w="20"/>
+              <w:left w:type="dxa" w:w="120"/>
+              <w:bottom w:type="dxa" w:w="20"/>
+              <w:right w:type="dxa" w:w="80"/>
+            </w:tcMar>
+            <w:vAlign w:val="bottom"/>
+          </w:tcPr>
+          <w:p>
+            <w:pPr>
+              <w:spacing w:after="0" w:before="0"/>
+            </w:pPr>
+            <w:r>
+              <w:rPr>
+                <w:rFonts w:ascii="Calibri" w:cs="Calibri" w:eastAsia="Calibri" w:hAnsi="Calibri"/>
+                <w:color w:val="000000"/>
+                <w:sz w:val="22"/>
+                <w:szCs w:val="22"/>
+              </w:rPr>
+              <w:t xml:space="preserve"/>
+            </w:r>
+          </w:p>
+        </w:tc>
+      </w:tr>
+      <w:tr>
+        <w:trPr>
+          <w:cantSplit/>
+          <w:trHeight w:val="700" w:hRule="atLeast"/>
+        </w:trPr>
+        <w:tc>
+          <w:tcPr>
+            <w:tcW w:type="dxa" w:w="2300"/>
             <w:tcBorders>
               <w:top w:val="single" w:color="B9C6E8" w:sz="6"/>
               <w:left w:val="single" w:color="B9C6E8" w:sz="6"/>
               <w:bottom w:val="single" w:color="B9C6E8" w:sz="6"/>
               <w:right w:val="single" w:color="B9C6E8" w:sz="6"/>
             </w:tcBorders>
-            <w:shd w:fill="EAF0FA" w:color="auto" w:val="clear"/>
+            <w:shd w:fill="F4F7FD" w:color="auto" w:val="clear"/>
             <w:tcMar>
               <w:top w:type="dxa" w:w="30"/>
               <w:left w:type="dxa" w:w="140"/>
               <w:bottom w:type="dxa" w:w="30"/>
-              <w:right w:type="dxa" w:w="140"/>
+              <w:right w:type="dxa" w:w="100"/>
             </w:tcMar>
             <w:vAlign w:val="center"/>
           </w:tcPr>
@@ -911,49 +960,13 @@
             <w:r>
               <w:rPr>
                 <w:rFonts w:ascii="Calibri" w:cs="Calibri" w:eastAsia="Calibri" w:hAnsi="Calibri"/>
-                <w:color w:val="000000"/>
-                <w:sz w:val="22"/>
-                <w:szCs w:val="22"/>
-              </w:rPr>
-              <w:t xml:space="preserve">Der König kündigt die Generalstände an.</w:t>
-            </w:r>
-          </w:p>
-        </w:tc>
-      </w:tr>
-      <w:tr>
-        <w:trPr>
-          <w:cantSplit/>
-          <w:trHeight w:val="680" w:hRule="atLeast"/>
-        </w:trPr>
-        <w:tc>
-          <w:tcPr>
-            <w:tcW w:type="dxa" w:w="2000"/>
-            <w:tcBorders>
-              <w:top w:val="none" w:color="FFFFFF" w:sz="0"/>
-              <w:left w:val="none" w:color="FFFFFF" w:sz="0"/>
-              <w:bottom w:val="single" w:color="8A96B5" w:sz="8"/>
-              <w:right w:val="none" w:color="FFFFFF" w:sz="0"/>
-            </w:tcBorders>
-            <w:tcMar>
-              <w:top w:type="dxa" w:w="20"/>
-              <w:left w:type="dxa" w:w="80"/>
-              <w:bottom w:type="dxa" w:w="20"/>
-              <w:right w:type="dxa" w:w="120"/>
-            </w:tcMar>
-            <w:vAlign w:val="bottom"/>
-          </w:tcPr>
-          <w:p>
-            <w:pPr>
-              <w:spacing w:after="0" w:before="0"/>
-            </w:pPr>
-            <w:r>
-              <w:rPr>
-                <w:rFonts w:ascii="Calibri" w:cs="Calibri" w:eastAsia="Calibri" w:hAnsi="Calibri"/>
-                <w:color w:val="000000"/>
-                <w:sz w:val="22"/>
-                <w:szCs w:val="22"/>
-              </w:rPr>
-              <w:t xml:space="preserve"/>
+                <w:b/>
+                <w:bCs/>
+                <w:color w:val="D9534F"/>
+                <w:sz w:val="24"/>
+                <w:szCs w:val="24"/>
+              </w:rPr>
+              <w:t xml:space="preserve">Frühjahr 1789</w:t>
             </w:r>
           </w:p>
         </w:tc>
@@ -994,19 +1007,57 @@
         </w:tc>
         <w:tc>
           <w:tcPr>
-            <w:tcW w:type="dxa" w:w="7706"/>
+            <w:tcW w:type="dxa" w:w="7406"/>
+            <w:tcBorders>
+              <w:top w:val="none" w:color="FFFFFF" w:sz="0"/>
+              <w:left w:val="none" w:color="FFFFFF" w:sz="0"/>
+              <w:bottom w:val="single" w:color="8A96B5" w:sz="8"/>
+              <w:right w:val="none" w:color="FFFFFF" w:sz="0"/>
+            </w:tcBorders>
+            <w:tcMar>
+              <w:top w:type="dxa" w:w="20"/>
+              <w:left w:type="dxa" w:w="120"/>
+              <w:bottom w:type="dxa" w:w="20"/>
+              <w:right w:type="dxa" w:w="80"/>
+            </w:tcMar>
+            <w:vAlign w:val="bottom"/>
+          </w:tcPr>
+          <w:p>
+            <w:pPr>
+              <w:spacing w:after="0" w:before="0"/>
+            </w:pPr>
+            <w:r>
+              <w:rPr>
+                <w:rFonts w:ascii="Calibri" w:cs="Calibri" w:eastAsia="Calibri" w:hAnsi="Calibri"/>
+                <w:color w:val="000000"/>
+                <w:sz w:val="22"/>
+                <w:szCs w:val="22"/>
+              </w:rPr>
+              <w:t xml:space="preserve"/>
+            </w:r>
+          </w:p>
+        </w:tc>
+      </w:tr>
+      <w:tr>
+        <w:trPr>
+          <w:cantSplit/>
+          <w:trHeight w:val="700" w:hRule="atLeast"/>
+        </w:trPr>
+        <w:tc>
+          <w:tcPr>
+            <w:tcW w:type="dxa" w:w="2300"/>
             <w:tcBorders>
               <w:top w:val="single" w:color="B9C6E8" w:sz="6"/>
               <w:left w:val="single" w:color="B9C6E8" w:sz="6"/>
               <w:bottom w:val="single" w:color="B9C6E8" w:sz="6"/>
               <w:right w:val="single" w:color="B9C6E8" w:sz="6"/>
             </w:tcBorders>
-            <w:shd w:fill="F4F7FD" w:color="auto" w:val="clear"/>
+            <w:shd w:fill="EAF0FA" w:color="auto" w:val="clear"/>
             <w:tcMar>
               <w:top w:type="dxa" w:w="30"/>
               <w:left w:type="dxa" w:w="140"/>
               <w:bottom w:type="dxa" w:w="30"/>
-              <w:right w:type="dxa" w:w="140"/>
+              <w:right w:type="dxa" w:w="100"/>
             </w:tcMar>
             <w:vAlign w:val="center"/>
           </w:tcPr>
@@ -1017,49 +1068,13 @@
             <w:r>
               <w:rPr>
                 <w:rFonts w:ascii="Calibri" w:cs="Calibri" w:eastAsia="Calibri" w:hAnsi="Calibri"/>
-                <w:color w:val="000000"/>
-                <w:sz w:val="22"/>
-                <w:szCs w:val="22"/>
-              </w:rPr>
-              <w:t xml:space="preserve">Die Abgeordneten werden gewählt. Die Menschen schreiben ihre Beschwerdehefte.</w:t>
-            </w:r>
-          </w:p>
-        </w:tc>
-      </w:tr>
-      <w:tr>
-        <w:trPr>
-          <w:cantSplit/>
-          <w:trHeight w:val="680" w:hRule="atLeast"/>
-        </w:trPr>
-        <w:tc>
-          <w:tcPr>
-            <w:tcW w:type="dxa" w:w="2000"/>
-            <w:tcBorders>
-              <w:top w:val="none" w:color="FFFFFF" w:sz="0"/>
-              <w:left w:val="none" w:color="FFFFFF" w:sz="0"/>
-              <w:bottom w:val="single" w:color="8A96B5" w:sz="8"/>
-              <w:right w:val="none" w:color="FFFFFF" w:sz="0"/>
-            </w:tcBorders>
-            <w:tcMar>
-              <w:top w:type="dxa" w:w="20"/>
-              <w:left w:type="dxa" w:w="80"/>
-              <w:bottom w:type="dxa" w:w="20"/>
-              <w:right w:type="dxa" w:w="120"/>
-            </w:tcMar>
-            <w:vAlign w:val="bottom"/>
-          </w:tcPr>
-          <w:p>
-            <w:pPr>
-              <w:spacing w:after="0" w:before="0"/>
-            </w:pPr>
-            <w:r>
-              <w:rPr>
-                <w:rFonts w:ascii="Calibri" w:cs="Calibri" w:eastAsia="Calibri" w:hAnsi="Calibri"/>
-                <w:color w:val="000000"/>
-                <w:sz w:val="22"/>
-                <w:szCs w:val="22"/>
-              </w:rPr>
-              <w:t xml:space="preserve"/>
+                <w:b/>
+                <w:bCs/>
+                <w:color w:val="D9534F"/>
+                <w:sz w:val="24"/>
+                <w:szCs w:val="24"/>
+              </w:rPr>
+              <w:t xml:space="preserve">5. Mai 1789</w:t>
             </w:r>
           </w:p>
         </w:tc>
@@ -1100,21 +1115,20 @@
         </w:tc>
         <w:tc>
           <w:tcPr>
-            <w:tcW w:type="dxa" w:w="7706"/>
-            <w:tcBorders>
-              <w:top w:val="single" w:color="B9C6E8" w:sz="6"/>
-              <w:left w:val="single" w:color="B9C6E8" w:sz="6"/>
-              <w:bottom w:val="single" w:color="B9C6E8" w:sz="6"/>
-              <w:right w:val="single" w:color="B9C6E8" w:sz="6"/>
-            </w:tcBorders>
-            <w:shd w:fill="EAF0FA" w:color="auto" w:val="clear"/>
-            <w:tcMar>
-              <w:top w:type="dxa" w:w="30"/>
-              <w:left w:type="dxa" w:w="140"/>
-              <w:bottom w:type="dxa" w:w="30"/>
-              <w:right w:type="dxa" w:w="140"/>
-            </w:tcMar>
-            <w:vAlign w:val="center"/>
+            <w:tcW w:type="dxa" w:w="7406"/>
+            <w:tcBorders>
+              <w:top w:val="none" w:color="FFFFFF" w:sz="0"/>
+              <w:left w:val="none" w:color="FFFFFF" w:sz="0"/>
+              <w:bottom w:val="single" w:color="8A96B5" w:sz="8"/>
+              <w:right w:val="none" w:color="FFFFFF" w:sz="0"/>
+            </w:tcBorders>
+            <w:tcMar>
+              <w:top w:type="dxa" w:w="20"/>
+              <w:left w:type="dxa" w:w="120"/>
+              <w:bottom w:type="dxa" w:w="20"/>
+              <w:right w:type="dxa" w:w="80"/>
+            </w:tcMar>
+            <w:vAlign w:val="bottom"/>
           </w:tcPr>
           <w:p>
             <w:pPr>
@@ -1127,7 +1141,7 @@
                 <w:sz w:val="22"/>
                 <w:szCs w:val="22"/>
               </w:rPr>
-              <w:t xml:space="preserve">Der König eröffnet die Generalstände in Versailles.</w:t>
+              <w:t xml:space="preserve"/>
             </w:r>
           </w:p>
         </w:tc>
